--- a/00-首页/题组Word/专项卷/一分册/专项卷II-教师版.docx
+++ b/00-首页/题组Word/专项卷/一分册/专项卷II-教师版.docx
@@ -299,59 +299,66 @@
         </w:rPr>
         <w:t xml:space="preserve"> </w:t>
       </w:r>
-      <w:r>
-        <w:rPr>
-          <w:rFonts w:hint="eastAsia" w:ascii="Times New Roman" w:hAnsi="Times New Roman" w:eastAsia="Times New Roman" w:cs="Times New Roman"/>
-        </w:rPr>
-        <w:t>MoO</w:t>
-      </w:r>
-      <w:r>
-        <w:rPr>
-          <w:rFonts w:hint="eastAsia" w:ascii="Times New Roman" w:hAnsi="Times New Roman" w:eastAsia="Times New Roman" w:cs="Times New Roman"/>
-          <w:vertAlign w:val="subscript"/>
-        </w:rPr>
-        <w:t>3</w:t>
-      </w:r>
-      <w:r>
-        <w:rPr>
-          <w:rFonts w:hint="eastAsia" w:ascii="Times New Roman" w:hAnsi="Times New Roman" w:eastAsia="Times New Roman" w:cs="Times New Roman"/>
-        </w:rPr>
-        <w:t>，Ⅱ</w:t>
-      </w:r>
-      <w:r>
-        <w:rPr>
-          <w:rFonts w:ascii="Times New Roman" w:hAnsi="Times New Roman" w:eastAsia="Times New Roman" w:cs="Times New Roman"/>
-        </w:rPr>
-        <w:t xml:space="preserve"> </w:t>
-      </w:r>
-      <w:r>
-        <w:rPr>
-          <w:rFonts w:hint="eastAsia" w:ascii="Times New Roman" w:hAnsi="Times New Roman" w:eastAsia="FangSong" w:cs="Times New Roman"/>
-        </w:rPr>
-        <w:t xml:space="preserve">为</w:t>
-      </w:r>
-      <w:r>
-        <w:rPr>
-          <w:rFonts w:ascii="Times New Roman" w:hAnsi="Times New Roman" w:eastAsia="Times New Roman" w:cs="Times New Roman"/>
-        </w:rPr>
-        <w:t xml:space="preserve"> </w:t>
-      </w:r>
       <m:oMath>
         <m:r>
           <m:t>M</m:t>
+        </m:r>
+        <m:r>
+          <m:t>o</m:t>
         </m:r>
         <m:sSub>
           <m:e>
             <m:r>
-              <m:t>o</m:t>
+              <m:t>O</m:t>
             </m:r>
           </m:e>
           <m:sub>
             <m:r>
-              <m:t>2</m:t>
+              <m:t>3</m:t>
             </m:r>
           </m:sub>
         </m:sSub>
+      </m:oMath>
+      <w:r>
+        <w:rPr>
+          <w:rFonts w:hint="eastAsia" w:ascii="Times New Roman" w:hAnsi="Times New Roman" w:eastAsia="Times New Roman" w:cs="Times New Roman"/>
+        </w:rPr>
+        <w:t xml:space="preserve">，Ⅱ</w:t>
+      </w:r>
+      <w:r>
+        <w:rPr>
+          <w:rFonts w:ascii="Times New Roman" w:hAnsi="Times New Roman" w:eastAsia="Times New Roman" w:cs="Times New Roman"/>
+        </w:rPr>
+        <w:t xml:space="preserve"> </w:t>
+      </w:r>
+      <w:r>
+        <w:rPr>
+          <w:rFonts w:hint="eastAsia" w:ascii="Times New Roman" w:hAnsi="Times New Roman" w:eastAsia="FangSong" w:cs="Times New Roman"/>
+        </w:rPr>
+        <w:t xml:space="preserve">为</w:t>
+      </w:r>
+      <w:r>
+        <w:rPr>
+          <w:rFonts w:ascii="Times New Roman" w:hAnsi="Times New Roman" w:eastAsia="Times New Roman" w:cs="Times New Roman"/>
+        </w:rPr>
+        <w:t xml:space="preserve"> </w:t>
+      </w:r>
+      <m:oMath>
+        <m:r>
+          <m:t>M</m:t>
+        </m:r>
+        <m:sSub>
+          <m:e>
+            <m:r>
+              <m:t>o</m:t>
+            </m:r>
+          </m:e>
+          <m:sub>
+            <m:r>
+              <m:t>2</m:t>
+            </m:r>
+          </m:sub>
+        </m:sSub>
         <m:r>
           <m:t>O</m:t>
         </m:r>
@@ -407,15 +414,28 @@
         <w:rPr>
           <w:rFonts w:ascii="Times New Roman" w:hAnsi="Times New Roman" w:eastAsia="Times New Roman" w:cs="Times New Roman"/>
         </w:rPr>
-        <w:t xml:space="preserve"> MoO</w:t>
-      </w:r>
-      <w:r>
-        <w:rPr>
-          <w:rFonts w:ascii="Times New Roman" w:hAnsi="Times New Roman" w:eastAsia="Times New Roman" w:cs="Times New Roman"/>
-          <w:vertAlign w:val="subscript"/>
-        </w:rPr>
-        <w:t>2</w:t>
-      </w:r>
+        <w:t xml:space="preserve"> </w:t>
+      </w:r>
+      <m:oMath>
+        <m:r>
+          <m:t>M</m:t>
+        </m:r>
+        <m:r>
+          <m:t>o</m:t>
+        </m:r>
+        <m:sSub>
+          <m:e>
+            <m:r>
+              <m:t>O</m:t>
+            </m:r>
+          </m:e>
+          <m:sub>
+            <m:r>
+              <m:t>2</m:t>
+            </m:r>
+          </m:sub>
+        </m:sSub>
+      </m:oMath>
       <w:r>
         <w:rPr>
           <w:rFonts w:ascii="Times New Roman" w:hAnsi="Times New Roman" w:eastAsia="Times New Roman" w:cs="Times New Roman"/>
@@ -434,24 +454,31 @@
         </w:rPr>
         <w:t xml:space="preserve"> </w:t>
       </w:r>
-      <w:r>
-        <w:rPr>
-          <w:rFonts w:hint="eastAsia" w:ascii="Times New Roman" w:hAnsi="Times New Roman" w:eastAsia="Times New Roman" w:cs="Times New Roman"/>
-        </w:rPr>
-        <w:t>MoO</w:t>
-      </w:r>
-      <w:r>
-        <w:rPr>
-          <w:rFonts w:hint="eastAsia" w:ascii="Times New Roman" w:hAnsi="Times New Roman" w:eastAsia="Times New Roman" w:cs="Times New Roman"/>
-          <w:vertAlign w:val="subscript"/>
-        </w:rPr>
-        <w:t>3</w:t>
-      </w:r>
-      <w:r>
-        <w:rPr>
-          <w:rFonts w:hint="eastAsia" w:ascii="Times New Roman" w:hAnsi="Times New Roman" w:eastAsia="Times New Roman" w:cs="Times New Roman"/>
-        </w:rPr>
-        <w:t>，Ⅱ</w:t>
+      <m:oMath>
+        <m:r>
+          <m:t>M</m:t>
+        </m:r>
+        <m:r>
+          <m:t>o</m:t>
+        </m:r>
+        <m:sSub>
+          <m:e>
+            <m:r>
+              <m:t>O</m:t>
+            </m:r>
+          </m:e>
+          <m:sub>
+            <m:r>
+              <m:t>3</m:t>
+            </m:r>
+          </m:sub>
+        </m:sSub>
+      </m:oMath>
+      <w:r>
+        <w:rPr>
+          <w:rFonts w:hint="eastAsia" w:ascii="Times New Roman" w:hAnsi="Times New Roman" w:eastAsia="Times New Roman" w:cs="Times New Roman"/>
+        </w:rPr>
+        <w:t xml:space="preserve">，Ⅱ</w:t>
       </w:r>
       <w:r>
         <w:rPr>
@@ -469,15 +496,28 @@
         <w:rPr>
           <w:rFonts w:ascii="Times New Roman" w:hAnsi="Times New Roman" w:eastAsia="Times New Roman" w:cs="Times New Roman"/>
         </w:rPr>
-        <w:t xml:space="preserve"> MoO</w:t>
-      </w:r>
-      <w:r>
-        <w:rPr>
-          <w:rFonts w:ascii="Times New Roman" w:hAnsi="Times New Roman" w:eastAsia="Times New Roman" w:cs="Times New Roman"/>
-          <w:vertAlign w:val="subscript"/>
-        </w:rPr>
-        <w:t>2</w:t>
-      </w:r>
+        <w:t xml:space="preserve"> </w:t>
+      </w:r>
+      <m:oMath>
+        <m:r>
+          <m:t>M</m:t>
+        </m:r>
+        <m:r>
+          <m:t>o</m:t>
+        </m:r>
+        <m:sSub>
+          <m:e>
+            <m:r>
+              <m:t>O</m:t>
+            </m:r>
+          </m:e>
+          <m:sub>
+            <m:r>
+              <m:t>2</m:t>
+            </m:r>
+          </m:sub>
+        </m:sSub>
+      </m:oMath>
       <w:r>
         <w:rPr>
           <w:rFonts w:ascii="Times New Roman" w:hAnsi="Times New Roman" w:eastAsia="Times New Roman" w:cs="Times New Roman"/>
@@ -496,24 +536,31 @@
         </w:rPr>
         <w:t xml:space="preserve"> </w:t>
       </w:r>
-      <w:r>
-        <w:rPr>
-          <w:rFonts w:hint="eastAsia" w:ascii="Times New Roman" w:hAnsi="Times New Roman" w:eastAsia="Times New Roman" w:cs="Times New Roman"/>
-        </w:rPr>
-        <w:t>MoO</w:t>
-      </w:r>
-      <w:r>
-        <w:rPr>
-          <w:rFonts w:hint="eastAsia" w:ascii="Times New Roman" w:hAnsi="Times New Roman" w:eastAsia="Times New Roman" w:cs="Times New Roman"/>
-          <w:vertAlign w:val="subscript"/>
-        </w:rPr>
-        <w:t>2</w:t>
-      </w:r>
-      <w:r>
-        <w:rPr>
-          <w:rFonts w:hint="eastAsia" w:ascii="Times New Roman" w:hAnsi="Times New Roman" w:eastAsia="Times New Roman" w:cs="Times New Roman"/>
-        </w:rPr>
-        <w:t>，Ⅱ</w:t>
+      <m:oMath>
+        <m:r>
+          <m:t>M</m:t>
+        </m:r>
+        <m:r>
+          <m:t>o</m:t>
+        </m:r>
+        <m:sSub>
+          <m:e>
+            <m:r>
+              <m:t>O</m:t>
+            </m:r>
+          </m:e>
+          <m:sub>
+            <m:r>
+              <m:t>2</m:t>
+            </m:r>
+          </m:sub>
+        </m:sSub>
+      </m:oMath>
+      <w:r>
+        <w:rPr>
+          <w:rFonts w:hint="eastAsia" w:ascii="Times New Roman" w:hAnsi="Times New Roman" w:eastAsia="Times New Roman" w:cs="Times New Roman"/>
+        </w:rPr>
+        <w:t xml:space="preserve">，Ⅱ</w:t>
       </w:r>
       <w:r>
         <w:rPr>
@@ -531,15 +578,28 @@
         <w:rPr>
           <w:rFonts w:ascii="Times New Roman" w:hAnsi="Times New Roman" w:eastAsia="Times New Roman" w:cs="Times New Roman"/>
         </w:rPr>
-        <w:t xml:space="preserve"> MoO</w:t>
-      </w:r>
-      <w:r>
-        <w:rPr>
-          <w:rFonts w:ascii="Times New Roman" w:hAnsi="Times New Roman" w:eastAsia="Times New Roman" w:cs="Times New Roman"/>
-          <w:vertAlign w:val="subscript"/>
-        </w:rPr>
-        <w:t>3</w:t>
-      </w:r>
+        <w:t xml:space="preserve"> </w:t>
+      </w:r>
+      <m:oMath>
+        <m:r>
+          <m:t>M</m:t>
+        </m:r>
+        <m:r>
+          <m:t>o</m:t>
+        </m:r>
+        <m:sSub>
+          <m:e>
+            <m:r>
+              <m:t>O</m:t>
+            </m:r>
+          </m:e>
+          <m:sub>
+            <m:r>
+              <m:t>3</m:t>
+            </m:r>
+          </m:sub>
+        </m:sSub>
+      </m:oMath>
     </w:p>
     <w:p>
       <w:pPr>
@@ -2753,20 +2813,39 @@
               <w:rPr>
                 <w:rFonts w:hint="eastAsia" w:ascii="Times New Roman" w:hAnsi="Times New Roman" w:eastAsia="Times New Roman" w:cs="Times New Roman"/>
               </w:rPr>
-              <w:t>(10</w:t>
+              <w:t>(</w:t>
             </w:r>
+            <m:oMath>
+              <m:sSup>
+                <m:e>
+                  <m:r>
+                    <m:t>10</m:t>
+                  </m:r>
+                </m:e>
+                <m:sup>
+                  <m:r>
+                    <m:rPr>
+                      <m:sty m:val="p"/>
+                    </m:rPr>
+                    <m:t>−</m:t>
+                  </m:r>
+                  <m:r>
+                    <m:t>10</m:t>
+                  </m:r>
+                </m:sup>
+              </m:sSup>
+            </m:oMath>
             <w:r>
               <w:rPr>
-                <w:rFonts w:hint="eastAsia" w:ascii="Times New Roman" w:hAnsi="Times New Roman" w:eastAsia="Times New Roman" w:cs="Times New Roman"/>
-                <w:vertAlign w:val="superscript"/>
+                <w:rFonts w:ascii="Times New Roman" w:hAnsi="Times New Roman" w:eastAsia="Times New Roman" w:cs="Times New Roman"/>
               </w:rPr>
-              <w:t>-10</w:t>
+              <w:t xml:space="preserve"> </w:t>
             </w:r>
             <w:r>
               <w:rPr>
                 <w:rFonts w:ascii="Times New Roman" w:hAnsi="Times New Roman" w:eastAsia="Times New Roman" w:cs="Times New Roman"/>
               </w:rPr>
-              <w:t xml:space="preserve"> m)</w:t>
+              <w:t xml:space="preserve">m)</w:t>
             </w:r>
           </w:p>
         </w:tc>
@@ -4243,15 +4322,25 @@
         <w:rPr>
           <w:rFonts w:ascii="Times New Roman" w:hAnsi="Times New Roman" w:eastAsia="Times New Roman" w:cs="Times New Roman"/>
         </w:rPr>
-        <w:t xml:space="preserve"> NF</w:t>
-      </w:r>
-      <w:r>
-        <w:rPr>
-          <w:rFonts w:ascii="Times New Roman" w:hAnsi="Times New Roman" w:eastAsia="Times New Roman" w:cs="Times New Roman"/>
-          <w:vertAlign w:val="subscript"/>
-        </w:rPr>
-        <w:t>3</w:t>
-      </w:r>
+        <w:t xml:space="preserve"> </w:t>
+      </w:r>
+      <m:oMath>
+        <m:r>
+          <m:t>N</m:t>
+        </m:r>
+        <m:sSub>
+          <m:e>
+            <m:r>
+              <m:t>F</m:t>
+            </m:r>
+          </m:e>
+          <m:sub>
+            <m:r>
+              <m:t>3</m:t>
+            </m:r>
+          </m:sub>
+        </m:sSub>
+      </m:oMath>
       <w:r>
         <w:rPr>
           <w:rFonts w:ascii="Times New Roman" w:hAnsi="Times New Roman" w:eastAsia="Times New Roman" w:cs="Times New Roman"/>
@@ -14264,15 +14353,31 @@
         <w:rPr>
           <w:rFonts w:ascii="Times New Roman" w:hAnsi="Times New Roman" w:eastAsia="Times New Roman" w:cs="Times New Roman"/>
         </w:rPr>
-        <w:t xml:space="preserve"> BeCl</w:t>
-      </w:r>
-      <w:r>
-        <w:rPr>
-          <w:rFonts w:ascii="Times New Roman" w:hAnsi="Times New Roman" w:eastAsia="Times New Roman" w:cs="Times New Roman"/>
-          <w:vertAlign w:val="subscript"/>
-        </w:rPr>
-        <w:t>2</w:t>
-      </w:r>
+        <w:t xml:space="preserve"> </w:t>
+      </w:r>
+      <m:oMath>
+        <m:r>
+          <m:t>B</m:t>
+        </m:r>
+        <m:r>
+          <m:t>e</m:t>
+        </m:r>
+        <m:r>
+          <m:t>C</m:t>
+        </m:r>
+        <m:sSub>
+          <m:e>
+            <m:r>
+              <m:t>l</m:t>
+            </m:r>
+          </m:e>
+          <m:sub>
+            <m:r>
+              <m:t>2</m:t>
+            </m:r>
+          </m:sub>
+        </m:sSub>
+      </m:oMath>
       <w:r>
         <w:rPr>
           <w:rFonts w:ascii="Times New Roman" w:hAnsi="Times New Roman" w:eastAsia="Times New Roman" w:cs="Times New Roman"/>
@@ -14301,15 +14406,31 @@
         <w:rPr>
           <w:rFonts w:ascii="Times New Roman" w:hAnsi="Times New Roman" w:eastAsia="Times New Roman" w:cs="Times New Roman"/>
         </w:rPr>
-        <w:t xml:space="preserve"> BeCl</w:t>
-      </w:r>
-      <w:r>
-        <w:rPr>
-          <w:rFonts w:ascii="Times New Roman" w:hAnsi="Times New Roman" w:eastAsia="Times New Roman" w:cs="Times New Roman"/>
-          <w:vertAlign w:val="subscript"/>
-        </w:rPr>
-        <w:t>2</w:t>
-      </w:r>
+        <w:t xml:space="preserve"> </w:t>
+      </w:r>
+      <m:oMath>
+        <m:r>
+          <m:t>B</m:t>
+        </m:r>
+        <m:r>
+          <m:t>e</m:t>
+        </m:r>
+        <m:r>
+          <m:t>C</m:t>
+        </m:r>
+        <m:sSub>
+          <m:e>
+            <m:r>
+              <m:t>l</m:t>
+            </m:r>
+          </m:e>
+          <m:sub>
+            <m:r>
+              <m:t>2</m:t>
+            </m:r>
+          </m:sub>
+        </m:sSub>
+      </m:oMath>
       <w:r>
         <w:rPr>
           <w:rFonts w:ascii="Times New Roman" w:hAnsi="Times New Roman" w:eastAsia="Times New Roman" w:cs="Times New Roman"/>
@@ -14338,15 +14459,31 @@
         <w:rPr>
           <w:rFonts w:ascii="Times New Roman" w:hAnsi="Times New Roman" w:eastAsia="Times New Roman" w:cs="Times New Roman"/>
         </w:rPr>
-        <w:t xml:space="preserve"> BeCl</w:t>
-      </w:r>
-      <w:r>
-        <w:rPr>
-          <w:rFonts w:ascii="Times New Roman" w:hAnsi="Times New Roman" w:eastAsia="Times New Roman" w:cs="Times New Roman"/>
-          <w:vertAlign w:val="subscript"/>
-        </w:rPr>
-        <w:t>2</w:t>
-      </w:r>
+        <w:t xml:space="preserve"> </w:t>
+      </w:r>
+      <m:oMath>
+        <m:r>
+          <m:t>B</m:t>
+        </m:r>
+        <m:r>
+          <m:t>e</m:t>
+        </m:r>
+        <m:r>
+          <m:t>C</m:t>
+        </m:r>
+        <m:sSub>
+          <m:e>
+            <m:r>
+              <m:t>l</m:t>
+            </m:r>
+          </m:e>
+          <m:sub>
+            <m:r>
+              <m:t>2</m:t>
+            </m:r>
+          </m:sub>
+        </m:sSub>
+      </m:oMath>
       <w:r>
         <w:rPr>
           <w:rFonts w:ascii="Times New Roman" w:hAnsi="Times New Roman" w:eastAsia="Times New Roman" w:cs="Times New Roman"/>
@@ -14387,15 +14524,31 @@
         <w:rPr>
           <w:rFonts w:ascii="Times New Roman" w:hAnsi="Times New Roman" w:eastAsia="Times New Roman" w:cs="Times New Roman"/>
         </w:rPr>
-        <w:t xml:space="preserve"> BeCl</w:t>
-      </w:r>
-      <w:r>
-        <w:rPr>
-          <w:rFonts w:ascii="Times New Roman" w:hAnsi="Times New Roman" w:eastAsia="Times New Roman" w:cs="Times New Roman"/>
-          <w:vertAlign w:val="subscript"/>
-        </w:rPr>
-        <w:t>2</w:t>
-      </w:r>
+        <w:t xml:space="preserve"> </w:t>
+      </w:r>
+      <m:oMath>
+        <m:r>
+          <m:t>B</m:t>
+        </m:r>
+        <m:r>
+          <m:t>e</m:t>
+        </m:r>
+        <m:r>
+          <m:t>C</m:t>
+        </m:r>
+        <m:sSub>
+          <m:e>
+            <m:r>
+              <m:t>l</m:t>
+            </m:r>
+          </m:e>
+          <m:sub>
+            <m:r>
+              <m:t>2</m:t>
+            </m:r>
+          </m:sub>
+        </m:sSub>
+      </m:oMath>
       <w:r>
         <w:rPr>
           <w:rFonts w:ascii="Times New Roman" w:hAnsi="Times New Roman" w:eastAsia="Times New Roman" w:cs="Times New Roman"/>
@@ -14436,15 +14589,31 @@
         <w:rPr>
           <w:rFonts w:ascii="Times New Roman" w:hAnsi="Times New Roman" w:eastAsia="Times New Roman" w:cs="Times New Roman"/>
         </w:rPr>
-        <w:t xml:space="preserve"> BeCl</w:t>
-      </w:r>
-      <w:r>
-        <w:rPr>
-          <w:rFonts w:ascii="Times New Roman" w:hAnsi="Times New Roman" w:eastAsia="Times New Roman" w:cs="Times New Roman"/>
-          <w:vertAlign w:val="subscript"/>
-        </w:rPr>
-        <w:t>2</w:t>
-      </w:r>
+        <w:t xml:space="preserve"> </w:t>
+      </w:r>
+      <m:oMath>
+        <m:r>
+          <m:t>B</m:t>
+        </m:r>
+        <m:r>
+          <m:t>e</m:t>
+        </m:r>
+        <m:r>
+          <m:t>C</m:t>
+        </m:r>
+        <m:sSub>
+          <m:e>
+            <m:r>
+              <m:t>l</m:t>
+            </m:r>
+          </m:e>
+          <m:sub>
+            <m:r>
+              <m:t>2</m:t>
+            </m:r>
+          </m:sub>
+        </m:sSub>
+      </m:oMath>
       <w:r>
         <w:rPr>
           <w:rFonts w:ascii="Times New Roman" w:hAnsi="Times New Roman" w:eastAsia="Times New Roman" w:cs="Times New Roman"/>
@@ -16799,15 +16968,25 @@
         <w:rPr>
           <w:rFonts w:ascii="Times New Roman" w:hAnsi="Times New Roman" w:eastAsia="Times New Roman" w:cs="Times New Roman"/>
         </w:rPr>
-        <w:t xml:space="preserve"> Br</w:t>
-      </w:r>
-      <w:r>
-        <w:rPr>
-          <w:rFonts w:ascii="Times New Roman" w:hAnsi="Times New Roman" w:eastAsia="Times New Roman" w:cs="Times New Roman"/>
-          <w:vertAlign w:val="subscript"/>
-        </w:rPr>
-        <w:t>2</w:t>
-      </w:r>
+        <w:t xml:space="preserve"> </w:t>
+      </w:r>
+      <m:oMath>
+        <m:r>
+          <m:t>B</m:t>
+        </m:r>
+        <m:sSub>
+          <m:e>
+            <m:r>
+              <m:t>r</m:t>
+            </m:r>
+          </m:e>
+          <m:sub>
+            <m:r>
+              <m:t>2</m:t>
+            </m:r>
+          </m:sub>
+        </m:sSub>
+      </m:oMath>
       <w:r>
         <w:rPr>
           <w:rFonts w:ascii="Times New Roman" w:hAnsi="Times New Roman" w:eastAsia="Times New Roman" w:cs="Times New Roman"/>
@@ -16824,15 +17003,22 @@
         <w:rPr>
           <w:rFonts w:ascii="Times New Roman" w:hAnsi="Times New Roman" w:eastAsia="Times New Roman" w:cs="Times New Roman"/>
         </w:rPr>
-        <w:t xml:space="preserve"> O</w:t>
-      </w:r>
-      <w:r>
-        <w:rPr>
-          <w:rFonts w:ascii="Times New Roman" w:hAnsi="Times New Roman" w:eastAsia="Times New Roman" w:cs="Times New Roman"/>
-          <w:vertAlign w:val="subscript"/>
-        </w:rPr>
-        <w:t>2</w:t>
-      </w:r>
+        <w:t xml:space="preserve"> </w:t>
+      </w:r>
+      <m:oMath>
+        <m:sSub>
+          <m:e>
+            <m:r>
+              <m:t>O</m:t>
+            </m:r>
+          </m:e>
+          <m:sub>
+            <m:r>
+              <m:t>2</m:t>
+            </m:r>
+          </m:sub>
+        </m:sSub>
+      </m:oMath>
       <w:r>
         <w:rPr>
           <w:rFonts w:ascii="Times New Roman" w:hAnsi="Times New Roman" w:eastAsia="Times New Roman" w:cs="Times New Roman"/>
@@ -16885,15 +17071,42 @@
         <w:rPr>
           <w:rFonts w:ascii="Times New Roman" w:hAnsi="Times New Roman" w:eastAsia="Times New Roman" w:cs="Times New Roman"/>
         </w:rPr>
-        <w:t xml:space="preserve"> NaBrO</w:t>
-      </w:r>
-      <w:r>
-        <w:rPr>
-          <w:rFonts w:ascii="Times New Roman" w:hAnsi="Times New Roman" w:eastAsia="Times New Roman" w:cs="Times New Roman"/>
-          <w:vertAlign w:val="subscript"/>
-        </w:rPr>
-        <w:t>3</w:t>
-      </w:r>
+        <w:t xml:space="preserve"> </w:t>
+      </w:r>
+      <m:oMath>
+        <m:oMathPr>
+          <m:ctrlPr>
+            <w:rPr>
+              <w:sz w:val="28"/>
+              <w:szCs w:val="28"/>
+            </w:rPr>
+          </m:ctrlPr>
+        </m:oMathPr>
+        <m:r>
+          <m:t>N</m:t>
+        </m:r>
+        <m:r>
+          <m:t>a</m:t>
+        </m:r>
+        <m:r>
+          <m:t>B</m:t>
+        </m:r>
+        <m:r>
+          <m:t>r</m:t>
+        </m:r>
+        <m:sSub>
+          <m:e>
+            <m:r>
+              <m:t>O</m:t>
+            </m:r>
+          </m:e>
+          <m:sub>
+            <m:r>
+              <m:t>3</m:t>
+            </m:r>
+          </m:sub>
+        </m:sSub>
+      </m:oMath>
       <w:r>
         <w:rPr>
           <w:rFonts w:ascii="Times New Roman" w:hAnsi="Times New Roman" w:eastAsia="Times New Roman" w:cs="Times New Roman"/>
@@ -16940,15 +17153,22 @@
         <w:rPr>
           <w:rFonts w:ascii="Times New Roman" w:hAnsi="Times New Roman" w:eastAsia="Times New Roman" w:cs="Times New Roman"/>
         </w:rPr>
-        <w:t xml:space="preserve"> I</w:t>
-      </w:r>
-      <w:r>
-        <w:rPr>
-          <w:rFonts w:ascii="Times New Roman" w:hAnsi="Times New Roman" w:eastAsia="Times New Roman" w:cs="Times New Roman"/>
-          <w:vertAlign w:val="subscript"/>
-        </w:rPr>
-        <w:t>2</w:t>
-      </w:r>
+        <w:t xml:space="preserve"> </w:t>
+      </w:r>
+      <m:oMath>
+        <m:sSub>
+          <m:e>
+            <m:r>
+              <m:t>I</m:t>
+            </m:r>
+          </m:e>
+          <m:sub>
+            <m:r>
+              <m:t>2</m:t>
+            </m:r>
+          </m:sub>
+        </m:sSub>
+      </m:oMath>
       <w:r>
         <w:rPr>
           <w:rFonts w:ascii="Times New Roman" w:hAnsi="Times New Roman" w:eastAsia="Times New Roman" w:cs="Times New Roman"/>
@@ -16983,15 +17203,22 @@
         <w:rPr>
           <w:rFonts w:ascii="Times New Roman" w:hAnsi="Times New Roman" w:eastAsia="Times New Roman" w:cs="Times New Roman"/>
         </w:rPr>
-        <w:t xml:space="preserve"> I</w:t>
-      </w:r>
-      <w:r>
-        <w:rPr>
-          <w:rFonts w:ascii="Times New Roman" w:hAnsi="Times New Roman" w:eastAsia="Times New Roman" w:cs="Times New Roman"/>
-          <w:vertAlign w:val="subscript"/>
-        </w:rPr>
-        <w:t>2</w:t>
-      </w:r>
+        <w:t xml:space="preserve"> </w:t>
+      </w:r>
+      <m:oMath>
+        <m:sSub>
+          <m:e>
+            <m:r>
+              <m:t>I</m:t>
+            </m:r>
+          </m:e>
+          <m:sub>
+            <m:r>
+              <m:t>2</m:t>
+            </m:r>
+          </m:sub>
+        </m:sSub>
+      </m:oMath>
       <w:r>
         <w:rPr>
           <w:rFonts w:ascii="Times New Roman" w:hAnsi="Times New Roman" w:eastAsia="Times New Roman" w:cs="Times New Roman"/>
@@ -17332,15 +17559,22 @@
         <w:rPr>
           <w:rFonts w:ascii="Times New Roman" w:hAnsi="Times New Roman" w:eastAsia="Times New Roman" w:cs="Times New Roman"/>
         </w:rPr>
-        <w:t xml:space="preserve"> F</w:t>
-      </w:r>
-      <w:r>
-        <w:rPr>
-          <w:rFonts w:ascii="Times New Roman" w:hAnsi="Times New Roman" w:eastAsia="Times New Roman" w:cs="Times New Roman"/>
-          <w:vertAlign w:val="subscript"/>
-        </w:rPr>
-        <w:t>2</w:t>
-      </w:r>
+        <w:t xml:space="preserve"> </w:t>
+      </w:r>
+      <m:oMath>
+        <m:sSub>
+          <m:e>
+            <m:r>
+              <m:t>F</m:t>
+            </m:r>
+          </m:e>
+          <m:sub>
+            <m:r>
+              <m:t>2</m:t>
+            </m:r>
+          </m:sub>
+        </m:sSub>
+      </m:oMath>
       <w:r>
         <w:rPr>
           <w:rFonts w:ascii="Times New Roman" w:hAnsi="Times New Roman" w:eastAsia="Times New Roman" w:cs="Times New Roman"/>
@@ -18322,41 +18556,89 @@
         <w:rPr>
           <w:rFonts w:ascii="Times New Roman" w:hAnsi="Times New Roman" w:eastAsia="Times New Roman" w:cs="Times New Roman"/>
         </w:rPr>
-        <w:t xml:space="preserve"> H</w:t>
-      </w:r>
-      <w:r>
-        <w:rPr>
-          <w:rFonts w:ascii="Times New Roman" w:hAnsi="Times New Roman" w:eastAsia="Times New Roman" w:cs="Times New Roman"/>
-          <w:vertAlign w:val="subscript"/>
-        </w:rPr>
-        <w:t>2</w:t>
-      </w:r>
-      <w:r>
-        <w:rPr>
-          <w:rFonts w:ascii="Times New Roman" w:hAnsi="Times New Roman" w:eastAsia="Times New Roman" w:cs="Times New Roman"/>
-        </w:rPr>
-        <w:t xml:space="preserve"> 、 N</w:t>
-      </w:r>
-      <w:r>
-        <w:rPr>
-          <w:rFonts w:ascii="Times New Roman" w:hAnsi="Times New Roman" w:eastAsia="Times New Roman" w:cs="Times New Roman"/>
-          <w:vertAlign w:val="subscript"/>
-        </w:rPr>
-        <w:t>2</w:t>
-      </w:r>
-      <w:r>
-        <w:rPr>
-          <w:rFonts w:ascii="Times New Roman" w:hAnsi="Times New Roman" w:eastAsia="Times New Roman" w:cs="Times New Roman"/>
-        </w:rPr>
-        <w:t xml:space="preserve"> 、NO、 NO</w:t>
-      </w:r>
-      <w:r>
-        <w:rPr>
-          <w:rFonts w:ascii="Times New Roman" w:hAnsi="Times New Roman" w:eastAsia="Times New Roman" w:cs="Times New Roman"/>
-          <w:vertAlign w:val="subscript"/>
-        </w:rPr>
-        <w:t>2</w:t>
-      </w:r>
+        <w:t xml:space="preserve"> </w:t>
+      </w:r>
+      <m:oMath>
+        <m:sSub>
+          <m:e>
+            <m:r>
+              <m:t>H</m:t>
+            </m:r>
+          </m:e>
+          <m:sub>
+            <m:r>
+              <m:t>2</m:t>
+            </m:r>
+          </m:sub>
+        </m:sSub>
+      </m:oMath>
+      <w:r>
+        <w:rPr>
+          <w:rFonts w:ascii="Times New Roman" w:hAnsi="Times New Roman" w:eastAsia="Times New Roman" w:cs="Times New Roman"/>
+        </w:rPr>
+        <w:t xml:space="preserve"> </w:t>
+      </w:r>
+      <w:r>
+        <w:rPr>
+          <w:rFonts w:ascii="Times New Roman" w:hAnsi="Times New Roman" w:eastAsia="Times New Roman" w:cs="Times New Roman"/>
+        </w:rPr>
+        <w:t xml:space="preserve">、</w:t>
+      </w:r>
+      <w:r>
+        <w:rPr>
+          <w:rFonts w:ascii="Times New Roman" w:hAnsi="Times New Roman" w:eastAsia="Times New Roman" w:cs="Times New Roman"/>
+        </w:rPr>
+        <w:t xml:space="preserve"> </w:t>
+      </w:r>
+      <m:oMath>
+        <m:sSub>
+          <m:e>
+            <m:r>
+              <m:t>N</m:t>
+            </m:r>
+          </m:e>
+          <m:sub>
+            <m:r>
+              <m:t>2</m:t>
+            </m:r>
+          </m:sub>
+        </m:sSub>
+      </m:oMath>
+      <w:r>
+        <w:rPr>
+          <w:rFonts w:ascii="Times New Roman" w:hAnsi="Times New Roman" w:eastAsia="Times New Roman" w:cs="Times New Roman"/>
+        </w:rPr>
+        <w:t xml:space="preserve"> </w:t>
+      </w:r>
+      <w:r>
+        <w:rPr>
+          <w:rFonts w:ascii="Times New Roman" w:hAnsi="Times New Roman" w:eastAsia="Times New Roman" w:cs="Times New Roman"/>
+        </w:rPr>
+        <w:t xml:space="preserve">、NO、</w:t>
+      </w:r>
+      <w:r>
+        <w:rPr>
+          <w:rFonts w:ascii="Times New Roman" w:hAnsi="Times New Roman" w:eastAsia="Times New Roman" w:cs="Times New Roman"/>
+        </w:rPr>
+        <w:t xml:space="preserve"> </w:t>
+      </w:r>
+      <m:oMath>
+        <m:r>
+          <m:t>N</m:t>
+        </m:r>
+        <m:sSub>
+          <m:e>
+            <m:r>
+              <m:t>O</m:t>
+            </m:r>
+          </m:e>
+          <m:sub>
+            <m:r>
+              <m:t>2</m:t>
+            </m:r>
+          </m:sub>
+        </m:sSub>
+      </m:oMath>
       <w:r>
         <w:rPr>
           <w:rFonts w:ascii="Times New Roman" w:hAnsi="Times New Roman" w:eastAsia="Times New Roman" w:cs="Times New Roman"/>
@@ -18660,15 +18942,28 @@
         <w:rPr>
           <w:rFonts w:ascii="Times New Roman" w:hAnsi="Times New Roman" w:eastAsia="Times New Roman" w:cs="Times New Roman"/>
         </w:rPr>
-        <w:t>; N</w:t>
-      </w:r>
-      <w:r>
-        <w:rPr>
-          <w:rFonts w:ascii="Times New Roman" w:hAnsi="Times New Roman" w:eastAsia="Times New Roman" w:cs="Times New Roman"/>
-          <w:vertAlign w:val="subscript"/>
-        </w:rPr>
-        <w:t>2</w:t>
-      </w:r>
+        <w:t xml:space="preserve">;</w:t>
+      </w:r>
+      <w:r>
+        <w:rPr>
+          <w:rFonts w:ascii="Times New Roman" w:hAnsi="Times New Roman" w:eastAsia="Times New Roman" w:cs="Times New Roman"/>
+        </w:rPr>
+        <w:t xml:space="preserve"> </w:t>
+      </w:r>
+      <m:oMath>
+        <m:sSub>
+          <m:e>
+            <m:r>
+              <m:t>N</m:t>
+            </m:r>
+          </m:e>
+          <m:sub>
+            <m:r>
+              <m:t>2</m:t>
+            </m:r>
+          </m:sub>
+        </m:sSub>
+      </m:oMath>
       <w:r>
         <w:rPr>
           <w:rFonts w:ascii="Times New Roman" w:hAnsi="Times New Roman" w:eastAsia="Times New Roman" w:cs="Times New Roman"/>
@@ -18882,24 +19177,37 @@
       <w:pPr>
         <w:pStyle w:val="BodyText"/>
       </w:pPr>
-      <w:r>
-        <w:rPr>
-          <w:rFonts w:ascii="Times New Roman" w:hAnsi="Times New Roman" w:eastAsia="Times New Roman" w:cs="Times New Roman"/>
-        </w:rPr>
-        <w:t>L</w:t>
-      </w:r>
-      <w:r>
-        <w:rPr>
-          <w:rFonts w:ascii="Times New Roman" w:hAnsi="Times New Roman" w:eastAsia="Times New Roman" w:cs="Times New Roman"/>
-          <w:vertAlign w:val="superscript"/>
-        </w:rPr>
-        <w:t>-1</w:t>
-      </w:r>
-      <w:r>
-        <w:rPr>
-          <w:rFonts w:ascii="Times New Roman" w:hAnsi="Times New Roman" w:eastAsia="Times New Roman" w:cs="Times New Roman"/>
-        </w:rPr>
-        <w:t xml:space="preserve"> ;</w:t>
+      <m:oMath>
+        <m:sSup>
+          <m:e>
+            <m:r>
+              <m:t>L</m:t>
+            </m:r>
+          </m:e>
+          <m:sup>
+            <m:r>
+              <m:rPr>
+                <m:sty m:val="p"/>
+              </m:rPr>
+              <m:t>−</m:t>
+            </m:r>
+            <m:r>
+              <m:t>1</m:t>
+            </m:r>
+          </m:sup>
+        </m:sSup>
+      </m:oMath>
+      <w:r>
+        <w:rPr>
+          <w:rFonts w:ascii="Times New Roman" w:hAnsi="Times New Roman" w:eastAsia="Times New Roman" w:cs="Times New Roman"/>
+        </w:rPr>
+        <w:t xml:space="preserve"> </w:t>
+      </w:r>
+      <w:r>
+        <w:rPr>
+          <w:rFonts w:ascii="Times New Roman" w:hAnsi="Times New Roman" w:eastAsia="Times New Roman" w:cs="Times New Roman"/>
+        </w:rPr>
+        <w:t xml:space="preserve">;</w:t>
       </w:r>
       <w:r>
         <w:rPr>
@@ -20143,32 +20451,46 @@
         </w:rPr>
         <w:t xml:space="preserve"> </w:t>
       </w:r>
-      <w:r>
-        <w:rPr>
-          <w:rFonts w:hint="eastAsia" w:ascii="Times New Roman" w:hAnsi="Times New Roman" w:eastAsia="Times New Roman" w:cs="Times New Roman"/>
-        </w:rPr>
-        <w:t>PH</w:t>
-      </w:r>
-      <w:r>
-        <w:rPr>
-          <w:rFonts w:hint="eastAsia" w:ascii="Times New Roman" w:hAnsi="Times New Roman" w:eastAsia="Times New Roman" w:cs="Times New Roman"/>
-          <w:vertAlign w:val="subscript"/>
-        </w:rPr>
-        <w:t>3</w:t>
-      </w:r>
-      <w:r>
-        <w:rPr>
-          <w:rFonts w:hint="eastAsia" w:ascii="Times New Roman" w:hAnsi="Times New Roman" w:eastAsia="Times New Roman" w:cs="Times New Roman"/>
-        </w:rPr>
-        <w:t>，PH</w:t>
-      </w:r>
-      <w:r>
-        <w:rPr>
-          <w:rFonts w:hint="eastAsia" w:ascii="Times New Roman" w:hAnsi="Times New Roman" w:eastAsia="Times New Roman" w:cs="Times New Roman"/>
-          <w:vertAlign w:val="subscript"/>
-        </w:rPr>
-        <w:t>3</w:t>
-      </w:r>
+      <m:oMath>
+        <m:r>
+          <m:t>P</m:t>
+        </m:r>
+        <m:sSub>
+          <m:e>
+            <m:r>
+              <m:t>H</m:t>
+            </m:r>
+          </m:e>
+          <m:sub>
+            <m:r>
+              <m:t>3</m:t>
+            </m:r>
+          </m:sub>
+        </m:sSub>
+      </m:oMath>
+      <w:r>
+        <w:rPr>
+          <w:rFonts w:hint="eastAsia" w:ascii="Times New Roman" w:hAnsi="Times New Roman" w:eastAsia="Times New Roman" w:cs="Times New Roman"/>
+        </w:rPr>
+        <w:t xml:space="preserve">，</w:t>
+      </w:r>
+      <m:oMath>
+        <m:r>
+          <m:t>P</m:t>
+        </m:r>
+        <m:sSub>
+          <m:e>
+            <m:r>
+              <m:t>H</m:t>
+            </m:r>
+          </m:e>
+          <m:sub>
+            <m:r>
+              <m:t>3</m:t>
+            </m:r>
+          </m:sub>
+        </m:sSub>
+      </m:oMath>
       <w:r>
         <w:rPr>
           <w:rFonts w:ascii="Times New Roman" w:hAnsi="Times New Roman" w:eastAsia="Times New Roman" w:cs="Times New Roman"/>
@@ -20233,15 +20555,25 @@
         <w:rPr>
           <w:rFonts w:ascii="Times New Roman" w:hAnsi="Times New Roman" w:eastAsia="Times New Roman" w:cs="Times New Roman"/>
         </w:rPr>
-        <w:t xml:space="preserve"> PH</w:t>
-      </w:r>
-      <w:r>
-        <w:rPr>
-          <w:rFonts w:ascii="Times New Roman" w:hAnsi="Times New Roman" w:eastAsia="Times New Roman" w:cs="Times New Roman"/>
-          <w:vertAlign w:val="subscript"/>
-        </w:rPr>
-        <w:t>3</w:t>
-      </w:r>
+        <w:t xml:space="preserve"> </w:t>
+      </w:r>
+      <m:oMath>
+        <m:r>
+          <m:t>P</m:t>
+        </m:r>
+        <m:sSub>
+          <m:e>
+            <m:r>
+              <m:t>H</m:t>
+            </m:r>
+          </m:e>
+          <m:sub>
+            <m:r>
+              <m:t>3</m:t>
+            </m:r>
+          </m:sub>
+        </m:sSub>
+      </m:oMath>
       <w:r>
         <w:rPr>
           <w:rFonts w:ascii="Times New Roman" w:hAnsi="Times New Roman" w:eastAsia="Times New Roman" w:cs="Times New Roman"/>
@@ -20818,15 +21150,31 @@
         <w:rPr>
           <w:rFonts w:ascii="Times New Roman" w:hAnsi="Times New Roman" w:eastAsia="Times New Roman" w:cs="Times New Roman"/>
         </w:rPr>
-        <w:t xml:space="preserve"> KMnO</w:t>
-      </w:r>
-      <w:r>
-        <w:rPr>
-          <w:rFonts w:ascii="Times New Roman" w:hAnsi="Times New Roman" w:eastAsia="Times New Roman" w:cs="Times New Roman"/>
-          <w:vertAlign w:val="subscript"/>
-        </w:rPr>
-        <w:t>4</w:t>
-      </w:r>
+        <w:t xml:space="preserve"> </w:t>
+      </w:r>
+      <m:oMath>
+        <m:r>
+          <m:t>K</m:t>
+        </m:r>
+        <m:r>
+          <m:t>M</m:t>
+        </m:r>
+        <m:r>
+          <m:t>n</m:t>
+        </m:r>
+        <m:sSub>
+          <m:e>
+            <m:r>
+              <m:t>O</m:t>
+            </m:r>
+          </m:e>
+          <m:sub>
+            <m:r>
+              <m:t>4</m:t>
+            </m:r>
+          </m:sub>
+        </m:sSub>
+      </m:oMath>
       <w:r>
         <w:rPr>
           <w:rFonts w:ascii="Times New Roman" w:hAnsi="Times New Roman" w:eastAsia="Times New Roman" w:cs="Times New Roman"/>
@@ -21113,15 +21461,25 @@
         <w:rPr>
           <w:rFonts w:ascii="Times New Roman" w:hAnsi="Times New Roman" w:eastAsia="Times New Roman" w:cs="Times New Roman"/>
         </w:rPr>
-        <w:t xml:space="preserve"> PH</w:t>
-      </w:r>
-      <w:r>
-        <w:rPr>
-          <w:rFonts w:ascii="Times New Roman" w:hAnsi="Times New Roman" w:eastAsia="Times New Roman" w:cs="Times New Roman"/>
-          <w:vertAlign w:val="subscript"/>
-        </w:rPr>
-        <w:t>3</w:t>
-      </w:r>
+        <w:t xml:space="preserve"> </w:t>
+      </w:r>
+      <m:oMath>
+        <m:r>
+          <m:t>P</m:t>
+        </m:r>
+        <m:sSub>
+          <m:e>
+            <m:r>
+              <m:t>H</m:t>
+            </m:r>
+          </m:e>
+          <m:sub>
+            <m:r>
+              <m:t>3</m:t>
+            </m:r>
+          </m:sub>
+        </m:sSub>
+      </m:oMath>
       <w:r>
         <w:rPr>
           <w:rFonts w:ascii="Times New Roman" w:hAnsi="Times New Roman" w:eastAsia="Times New Roman" w:cs="Times New Roman"/>
@@ -21394,15 +21752,31 @@
         <w:rPr>
           <w:rFonts w:ascii="Times New Roman" w:hAnsi="Times New Roman" w:eastAsia="Times New Roman" w:cs="Times New Roman"/>
         </w:rPr>
-        <w:t xml:space="preserve"> KMnO</w:t>
-      </w:r>
-      <w:r>
-        <w:rPr>
-          <w:rFonts w:ascii="Times New Roman" w:hAnsi="Times New Roman" w:eastAsia="Times New Roman" w:cs="Times New Roman"/>
-          <w:vertAlign w:val="subscript"/>
-        </w:rPr>
-        <w:t>4</w:t>
-      </w:r>
+        <w:t xml:space="preserve"> </w:t>
+      </w:r>
+      <m:oMath>
+        <m:r>
+          <m:t>K</m:t>
+        </m:r>
+        <m:r>
+          <m:t>M</m:t>
+        </m:r>
+        <m:r>
+          <m:t>n</m:t>
+        </m:r>
+        <m:sSub>
+          <m:e>
+            <m:r>
+              <m:t>O</m:t>
+            </m:r>
+          </m:e>
+          <m:sub>
+            <m:r>
+              <m:t>4</m:t>
+            </m:r>
+          </m:sub>
+        </m:sSub>
+      </m:oMath>
       <w:r>
         <w:rPr>
           <w:rFonts w:ascii="Times New Roman" w:hAnsi="Times New Roman" w:eastAsia="Times New Roman" w:cs="Times New Roman"/>
@@ -21519,15 +21893,25 @@
         <w:rPr>
           <w:rFonts w:ascii="Times New Roman" w:hAnsi="Times New Roman" w:eastAsia="Times New Roman" w:cs="Times New Roman"/>
         </w:rPr>
-        <w:t xml:space="preserve"> PH</w:t>
-      </w:r>
-      <w:r>
-        <w:rPr>
-          <w:rFonts w:ascii="Times New Roman" w:hAnsi="Times New Roman" w:eastAsia="Times New Roman" w:cs="Times New Roman"/>
-          <w:vertAlign w:val="subscript"/>
-        </w:rPr>
-        <w:t>3</w:t>
-      </w:r>
+        <w:t xml:space="preserve"> </w:t>
+      </w:r>
+      <m:oMath>
+        <m:r>
+          <m:t>P</m:t>
+        </m:r>
+        <m:sSub>
+          <m:e>
+            <m:r>
+              <m:t>H</m:t>
+            </m:r>
+          </m:e>
+          <m:sub>
+            <m:r>
+              <m:t>3</m:t>
+            </m:r>
+          </m:sub>
+        </m:sSub>
+      </m:oMath>
       <w:r>
         <w:rPr>
           <w:rFonts w:ascii="Times New Roman" w:hAnsi="Times New Roman" w:eastAsia="Times New Roman" w:cs="Times New Roman"/>
@@ -21747,15 +22131,25 @@
         <w:rPr>
           <w:rFonts w:ascii="Times New Roman" w:hAnsi="Times New Roman" w:eastAsia="Times New Roman" w:cs="Times New Roman"/>
         </w:rPr>
-        <w:t xml:space="preserve"> CO</w:t>
-      </w:r>
-      <w:r>
-        <w:rPr>
-          <w:rFonts w:ascii="Times New Roman" w:hAnsi="Times New Roman" w:eastAsia="Times New Roman" w:cs="Times New Roman"/>
-          <w:vertAlign w:val="subscript"/>
-        </w:rPr>
-        <w:t>2</w:t>
-      </w:r>
+        <w:t xml:space="preserve"> </w:t>
+      </w:r>
+      <m:oMath>
+        <m:r>
+          <m:t>C</m:t>
+        </m:r>
+        <m:sSub>
+          <m:e>
+            <m:r>
+              <m:t>O</m:t>
+            </m:r>
+          </m:e>
+          <m:sub>
+            <m:r>
+              <m:t>2</m:t>
+            </m:r>
+          </m:sub>
+        </m:sSub>
+      </m:oMath>
       <w:r>
         <w:rPr>
           <w:rFonts w:ascii="Times New Roman" w:hAnsi="Times New Roman" w:eastAsia="Times New Roman" w:cs="Times New Roman"/>
@@ -21772,15 +22166,22 @@
         <w:rPr>
           <w:rFonts w:ascii="Times New Roman" w:hAnsi="Times New Roman" w:eastAsia="Times New Roman" w:cs="Times New Roman"/>
         </w:rPr>
-        <w:t xml:space="preserve"> O</w:t>
-      </w:r>
-      <w:r>
-        <w:rPr>
-          <w:rFonts w:ascii="Times New Roman" w:hAnsi="Times New Roman" w:eastAsia="Times New Roman" w:cs="Times New Roman"/>
-          <w:vertAlign w:val="subscript"/>
-        </w:rPr>
-        <w:t>2</w:t>
-      </w:r>
+        <w:t xml:space="preserve"> </w:t>
+      </w:r>
+      <m:oMath>
+        <m:sSub>
+          <m:e>
+            <m:r>
+              <m:t>O</m:t>
+            </m:r>
+          </m:e>
+          <m:sub>
+            <m:r>
+              <m:t>2</m:t>
+            </m:r>
+          </m:sub>
+        </m:sSub>
+      </m:oMath>
       <w:r>
         <w:rPr>
           <w:rFonts w:ascii="Times New Roman" w:hAnsi="Times New Roman" w:eastAsia="Times New Roman" w:cs="Times New Roman"/>
@@ -25503,7 +25904,7 @@
     <ns0:name ns0:val="Verbatim Char"/>
     <ns0:basedOn ns0:val="BodyTextChar"/>
     <ns0:rPr>
-      <ns0:rFonts ns0:ascii="Times New Roman" ns0:cs="Times New Roman" ns0:eastAsia="FangSong" ns0:hAnsi="Times New Roman"/>
+      <ns0:rFonts ns0:ascii="SimSun" ns0:cs="SimSun" ns0:eastAsia="SimSun" ns0:hAnsi="SimSun"/>
       <ns0:b ns0:val="0"/>
       <ns0:sz ns0:val="20"/>
     </ns0:rPr>
@@ -25557,7 +25958,7 @@
       <w:wordWrap w:val="off"/>
     </w:pPr>
     <ns0:rPr>
-      <w:rFonts ns0:ascii="Times New Roman" ns0:hAnsi="Times New Roman" ns0:eastAsia="FangSong" ns0:cs="Times New Roman"/>
+      <w:rFonts ns0:ascii="SimSun" ns0:hAnsi="SimSun" ns0:eastAsia="SimSun" ns0:cs="SimSun"/>
     </ns0:rPr>
   </w:style>
   <w:style w:type="character" w:customStyle="1" w:styleId="KeywordTok">

--- a/00-首页/题组Word/专项卷/一分册/专项卷II-教师版.docx
+++ b/00-首页/题组Word/专项卷/一分册/专项卷II-教师版.docx
@@ -237,7 +237,7 @@
         </w:rPr>
         <w:drawing>
           <wp:inline>
-            <wp:extent cx="3240000" cy="3132765"/>
+            <wp:extent cx="3217020" cy="3132765"/>
             <wp:effectExtent b="0" l="0" r="0" t="0"/>
             <wp:docPr descr="" title="" id="11" name="Picture"/>
             <a:graphic>
@@ -258,7 +258,7 @@
                   <pic:spPr bwMode="auto">
                     <a:xfrm>
                       <a:off x="0" y="0"/>
-                      <a:ext cx="3240000" cy="3132765"/>
+                      <a:ext cx="3217020" cy="3132765"/>
                     </a:xfrm>
                     <a:prstGeom prst="rect">
                       <a:avLst/>
@@ -280,6 +280,8 @@
     <w:p>
       <w:pPr>
         <w:pStyle w:val="BodyText"/>
+        <w:ind w:left="480" w:hanging="480"/>
+        <w:spacing w:after="0"/>
       </w:pPr>
       <w:r>
         <w:rPr>
@@ -367,7 +369,20 @@
         <w:rPr>
           <w:rFonts w:ascii="Times New Roman" w:hAnsi="Times New Roman" w:eastAsia="Times New Roman" w:cs="Times New Roman"/>
         </w:rPr>
-        <w:t xml:space="preserve">　B. Ⅰ </w:t>
+        <w:t xml:space="preserve">　</w:t>
+      </w:r>
+    </w:p>
+    <w:p>
+      <w:pPr>
+        <w:pStyle w:val="BodyText"/>
+        <w:ind w:left="480" w:hanging="480"/>
+        <w:spacing w:before="0" w:after="0"/>
+      </w:pPr>
+      <w:r>
+        <w:rPr>
+          <w:rFonts w:ascii="Times New Roman" w:hAnsi="Times New Roman" w:eastAsia="Times New Roman" w:cs="Times New Roman"/>
+        </w:rPr>
+        <w:t xml:space="preserve">B. Ⅰ </w:t>
       </w:r>
       <w:r>
         <w:rPr>
@@ -440,7 +455,20 @@
         <w:rPr>
           <w:rFonts w:ascii="Times New Roman" w:hAnsi="Times New Roman" w:eastAsia="Times New Roman" w:cs="Times New Roman"/>
         </w:rPr>
-        <w:t xml:space="preserve">　C. Ⅰ </w:t>
+        <w:t xml:space="preserve">　</w:t>
+      </w:r>
+    </w:p>
+    <w:p>
+      <w:pPr>
+        <w:pStyle w:val="BodyText"/>
+        <w:ind w:left="480" w:hanging="480"/>
+        <w:spacing w:before="0" w:after="0"/>
+      </w:pPr>
+      <w:r>
+        <w:rPr>
+          <w:rFonts w:ascii="Times New Roman" w:hAnsi="Times New Roman" w:eastAsia="Times New Roman" w:cs="Times New Roman"/>
+        </w:rPr>
+        <w:t xml:space="preserve">C. Ⅰ </w:t>
       </w:r>
       <w:r>
         <w:rPr>
@@ -522,7 +550,20 @@
         <w:rPr>
           <w:rFonts w:ascii="Times New Roman" w:hAnsi="Times New Roman" w:eastAsia="Times New Roman" w:cs="Times New Roman"/>
         </w:rPr>
-        <w:t xml:space="preserve">　D. Ⅰ </w:t>
+        <w:t xml:space="preserve">　</w:t>
+      </w:r>
+    </w:p>
+    <w:p>
+      <w:pPr>
+        <w:pStyle w:val="BodyText"/>
+        <w:ind w:left="480" w:hanging="480"/>
+        <w:spacing w:before="0" w:after="180"/>
+      </w:pPr>
+      <w:r>
+        <w:rPr>
+          <w:rFonts w:ascii="Times New Roman" w:hAnsi="Times New Roman" w:eastAsia="Times New Roman" w:cs="Times New Roman"/>
+        </w:rPr>
+        <w:t xml:space="preserve">D. Ⅰ </w:t>
       </w:r>
       <w:r>
         <w:rPr>
@@ -875,6 +916,8 @@
     <w:p>
       <w:pPr>
         <w:pStyle w:val="BodyText"/>
+        <w:ind w:left="480" w:hanging="480"/>
+        <w:spacing w:after="0"/>
       </w:pPr>
       <w:r>
         <w:rPr>
@@ -892,7 +935,20 @@
         <w:rPr>
           <w:rFonts w:ascii="Times New Roman" w:hAnsi="Times New Roman" w:eastAsia="Times New Roman" w:cs="Times New Roman"/>
         </w:rPr>
-        <w:t xml:space="preserve">　　B. </w:t>
+        <w:t xml:space="preserve">　　</w:t>
+      </w:r>
+    </w:p>
+    <w:p>
+      <w:pPr>
+        <w:pStyle w:val="BodyText"/>
+        <w:ind w:left="480" w:hanging="480"/>
+        <w:spacing w:before="0" w:after="0"/>
+      </w:pPr>
+      <w:r>
+        <w:rPr>
+          <w:rFonts w:ascii="Times New Roman" w:hAnsi="Times New Roman" w:eastAsia="Times New Roman" w:cs="Times New Roman"/>
+        </w:rPr>
+        <w:t xml:space="preserve">B. </w:t>
       </w:r>
       <w:r>
         <w:rPr>
@@ -904,7 +960,20 @@
         <w:rPr>
           <w:rFonts w:ascii="Times New Roman" w:hAnsi="Times New Roman" w:eastAsia="Times New Roman" w:cs="Times New Roman"/>
         </w:rPr>
-        <w:t xml:space="preserve">　　C. </w:t>
+        <w:t xml:space="preserve">　　</w:t>
+      </w:r>
+    </w:p>
+    <w:p>
+      <w:pPr>
+        <w:pStyle w:val="BodyText"/>
+        <w:ind w:left="480" w:hanging="480"/>
+        <w:spacing w:before="0" w:after="0"/>
+      </w:pPr>
+      <w:r>
+        <w:rPr>
+          <w:rFonts w:ascii="Times New Roman" w:hAnsi="Times New Roman" w:eastAsia="Times New Roman" w:cs="Times New Roman"/>
+        </w:rPr>
+        <w:t xml:space="preserve">C. </w:t>
       </w:r>
       <w:r>
         <w:rPr>
@@ -916,7 +985,20 @@
         <w:rPr>
           <w:rFonts w:ascii="Times New Roman" w:hAnsi="Times New Roman" w:eastAsia="Times New Roman" w:cs="Times New Roman"/>
         </w:rPr>
-        <w:t xml:space="preserve">　　D. 98 g </w:t>
+        <w:t xml:space="preserve">　　</w:t>
+      </w:r>
+    </w:p>
+    <w:p>
+      <w:pPr>
+        <w:pStyle w:val="BodyText"/>
+        <w:ind w:left="480" w:hanging="480"/>
+        <w:spacing w:before="0" w:after="180"/>
+      </w:pPr>
+      <w:r>
+        <w:rPr>
+          <w:rFonts w:ascii="Times New Roman" w:hAnsi="Times New Roman" w:eastAsia="Times New Roman" w:cs="Times New Roman"/>
+        </w:rPr>
+        <w:t xml:space="preserve">D. 98 g </w:t>
       </w:r>
       <w:r>
         <w:rPr>
@@ -2192,7 +2274,7 @@
         </w:rPr>
         <w:drawing>
           <wp:inline>
-            <wp:extent cx="3600000" cy="2353845"/>
+            <wp:extent cx="3600000" cy="2349035"/>
             <wp:effectExtent b="0" l="0" r="0" t="0"/>
             <wp:docPr descr="" title="" id="21" name="Picture"/>
             <a:graphic>
@@ -2213,7 +2295,7 @@
                   <pic:spPr bwMode="auto">
                     <a:xfrm>
                       <a:off x="0" y="0"/>
-                      <a:ext cx="3600000" cy="2353845"/>
+                      <a:ext cx="3600000" cy="2349035"/>
                     </a:xfrm>
                     <a:prstGeom prst="rect">
                       <a:avLst/>
@@ -3354,12 +3436,7 @@
       </w:r>
     </w:p>
     <w:p>
-      <w:pPr>
-        <w:numPr>
-          <w:ilvl w:val="0"/>
-          <w:numId w:val="1004"/>
-        </w:numPr>
-      </w:pPr>
+      <w:pPr/>
       <w:r>
         <w:rPr>
           <w:rFonts w:ascii="Times New Roman" w:hAnsi="Times New Roman" w:eastAsia="Times New Roman" w:cs="Times New Roman"/>
@@ -9807,7 +9884,7 @@
         </w:rPr>
         <w:drawing>
           <wp:inline>
-            <wp:extent cx="3600000" cy="550819"/>
+            <wp:extent cx="3599996" cy="550819"/>
             <wp:effectExtent b="0" l="0" r="0" t="0"/>
             <wp:docPr descr="" title="" id="49" name="Picture"/>
             <a:graphic>
@@ -9828,7 +9905,7 @@
                   <pic:spPr bwMode="auto">
                     <a:xfrm>
                       <a:off x="0" y="0"/>
-                      <a:ext cx="3600000" cy="550819"/>
+                      <a:ext cx="3599996" cy="550819"/>
                     </a:xfrm>
                     <a:prstGeom prst="rect">
                       <a:avLst/>
@@ -11737,7 +11814,7 @@
         </w:rPr>
         <w:drawing>
           <wp:inline>
-            <wp:extent cx="3600000" cy="2247305"/>
+            <wp:extent cx="3599999" cy="2247305"/>
             <wp:effectExtent b="0" l="0" r="0" t="0"/>
             <wp:docPr descr="" title="" id="55" name="Picture"/>
             <a:graphic>
@@ -11758,7 +11835,7 @@
                   <pic:spPr bwMode="auto">
                     <a:xfrm>
                       <a:off x="0" y="0"/>
-                      <a:ext cx="3600000" cy="2247305"/>
+                      <a:ext cx="3599999" cy="2247305"/>
                     </a:xfrm>
                     <a:prstGeom prst="rect">
                       <a:avLst/>
@@ -12299,7 +12376,7 @@
         </w:rPr>
         <w:drawing>
           <wp:inline>
-            <wp:extent cx="3240000" cy="3503571"/>
+            <wp:extent cx="3240000" cy="3497143"/>
             <wp:effectExtent b="0" l="0" r="0" t="0"/>
             <wp:docPr descr="" title="" id="61" name="Picture"/>
             <a:graphic>
@@ -12320,7 +12397,7 @@
                   <pic:spPr bwMode="auto">
                     <a:xfrm>
                       <a:off x="0" y="0"/>
-                      <a:ext cx="3240000" cy="3503571"/>
+                      <a:ext cx="3240000" cy="3497143"/>
                     </a:xfrm>
                     <a:prstGeom prst="rect">
                       <a:avLst/>
@@ -12763,6 +12840,8 @@
     <w:p>
       <w:pPr>
         <w:pStyle w:val="BodyText"/>
+        <w:ind w:left="480" w:hanging="480"/>
+        <w:spacing w:after="0"/>
       </w:pPr>
       <w:r>
         <w:rPr>
@@ -12780,7 +12859,20 @@
         <w:rPr>
           <w:rFonts w:ascii="Times New Roman" w:hAnsi="Times New Roman" w:eastAsia="Times New Roman" w:cs="Times New Roman"/>
         </w:rPr>
-        <w:t xml:space="preserve">　B. </w:t>
+        <w:t xml:space="preserve">　</w:t>
+      </w:r>
+    </w:p>
+    <w:p>
+      <w:pPr>
+        <w:pStyle w:val="BodyText"/>
+        <w:ind w:left="480" w:hanging="480"/>
+        <w:spacing w:before="0" w:after="0"/>
+      </w:pPr>
+      <w:r>
+        <w:rPr>
+          <w:rFonts w:ascii="Times New Roman" w:hAnsi="Times New Roman" w:eastAsia="Times New Roman" w:cs="Times New Roman"/>
+        </w:rPr>
+        <w:t xml:space="preserve">B. </w:t>
       </w:r>
       <w:r>
         <w:rPr>
@@ -12792,7 +12884,20 @@
         <w:rPr>
           <w:rFonts w:ascii="Times New Roman" w:hAnsi="Times New Roman" w:eastAsia="Times New Roman" w:cs="Times New Roman"/>
         </w:rPr>
-        <w:t xml:space="preserve">　C. </w:t>
+        <w:t xml:space="preserve">　</w:t>
+      </w:r>
+    </w:p>
+    <w:p>
+      <w:pPr>
+        <w:pStyle w:val="BodyText"/>
+        <w:ind w:left="480" w:hanging="480"/>
+        <w:spacing w:before="0" w:after="0"/>
+      </w:pPr>
+      <w:r>
+        <w:rPr>
+          <w:rFonts w:ascii="Times New Roman" w:hAnsi="Times New Roman" w:eastAsia="Times New Roman" w:cs="Times New Roman"/>
+        </w:rPr>
+        <w:t xml:space="preserve">C. </w:t>
       </w:r>
       <w:r>
         <w:rPr>
@@ -12804,7 +12909,20 @@
         <w:rPr>
           <w:rFonts w:ascii="Times New Roman" w:hAnsi="Times New Roman" w:eastAsia="Times New Roman" w:cs="Times New Roman"/>
         </w:rPr>
-        <w:t xml:space="preserve">　D. </w:t>
+        <w:t xml:space="preserve">　</w:t>
+      </w:r>
+    </w:p>
+    <w:p>
+      <w:pPr>
+        <w:pStyle w:val="BodyText"/>
+        <w:ind w:left="480" w:hanging="480"/>
+        <w:spacing w:before="0" w:after="180"/>
+      </w:pPr>
+      <w:r>
+        <w:rPr>
+          <w:rFonts w:ascii="Times New Roman" w:hAnsi="Times New Roman" w:eastAsia="Times New Roman" w:cs="Times New Roman"/>
+        </w:rPr>
+        <w:t xml:space="preserve">D. </w:t>
       </w:r>
       <w:r>
         <w:rPr>
@@ -13465,7 +13583,7 @@
         </w:rPr>
         <w:drawing>
           <wp:inline>
-            <wp:extent cx="2095500" cy="2260600"/>
+            <wp:extent cx="2019300" cy="2260600"/>
             <wp:effectExtent b="0" l="0" r="0" t="0"/>
             <wp:docPr descr="" title="" id="64" name="Picture"/>
             <a:graphic>
@@ -13486,7 +13604,7 @@
                   <pic:spPr bwMode="auto">
                     <a:xfrm>
                       <a:off x="0" y="0"/>
-                      <a:ext cx="2095500" cy="2260600"/>
+                      <a:ext cx="2019300" cy="2260600"/>
                     </a:xfrm>
                     <a:prstGeom prst="rect">
                       <a:avLst/>
@@ -19668,7 +19786,7 @@
         </w:rPr>
         <w:drawing>
           <wp:inline>
-            <wp:extent cx="3600000" cy="2737189"/>
+            <wp:extent cx="3600000" cy="2595868"/>
             <wp:effectExtent b="0" l="0" r="0" t="0"/>
             <wp:docPr descr="" title="" id="85" name="Picture"/>
             <a:graphic>
@@ -19689,7 +19807,7 @@
                   <pic:spPr bwMode="auto">
                     <a:xfrm>
                       <a:off x="0" y="0"/>
-                      <a:ext cx="3600000" cy="2737189"/>
+                      <a:ext cx="3600000" cy="2595868"/>
                     </a:xfrm>
                     <a:prstGeom prst="rect">
                       <a:avLst/>
@@ -20705,7 +20823,7 @@
         </w:rPr>
         <w:drawing>
           <wp:inline>
-            <wp:extent cx="3600000" cy="1125963"/>
+            <wp:extent cx="3599997" cy="1125963"/>
             <wp:effectExtent b="0" l="0" r="0" t="0"/>
             <wp:docPr descr="" title="" id="93" name="Picture"/>
             <a:graphic>
@@ -20726,7 +20844,7 @@
                   <pic:spPr bwMode="auto">
                     <a:xfrm>
                       <a:off x="0" y="0"/>
-                      <a:ext cx="3600000" cy="1125963"/>
+                      <a:ext cx="3599997" cy="1125963"/>
                     </a:xfrm>
                     <a:prstGeom prst="rect">
                       <a:avLst/>
@@ -22240,12 +22358,53 @@
     <w:p>
       <w:pPr>
         <w:pStyle w:val="FirstParagraph"/>
-      </w:pPr>
-      <w:r>
-        <w:rPr>
-          <w:rFonts w:ascii="Times New Roman" w:hAnsi="Times New Roman" w:eastAsia="Times New Roman" w:cs="Times New Roman"/>
-        </w:rPr>
-        <w:t xml:space="preserve">A. 3.2 g　B. 4.0 g　C. 4.2 g　D. 4.6 g</w:t>
+        <w:ind w:left="480" w:hanging="480"/>
+        <w:spacing w:after="0"/>
+      </w:pPr>
+      <w:r>
+        <w:rPr>
+          <w:rFonts w:ascii="Times New Roman" w:hAnsi="Times New Roman" w:eastAsia="Times New Roman" w:cs="Times New Roman"/>
+        </w:rPr>
+        <w:t xml:space="preserve">A. 3.2 g　</w:t>
+      </w:r>
+    </w:p>
+    <w:p>
+      <w:pPr>
+        <w:pStyle w:val="FirstParagraph"/>
+        <w:ind w:left="480" w:hanging="480"/>
+        <w:spacing w:before="0" w:after="0"/>
+      </w:pPr>
+      <w:r>
+        <w:rPr>
+          <w:rFonts w:ascii="Times New Roman" w:hAnsi="Times New Roman" w:eastAsia="Times New Roman" w:cs="Times New Roman"/>
+        </w:rPr>
+        <w:t xml:space="preserve">B. 4.0 g　</w:t>
+      </w:r>
+    </w:p>
+    <w:p>
+      <w:pPr>
+        <w:pStyle w:val="FirstParagraph"/>
+        <w:ind w:left="480" w:hanging="480"/>
+        <w:spacing w:before="0" w:after="0"/>
+      </w:pPr>
+      <w:r>
+        <w:rPr>
+          <w:rFonts w:ascii="Times New Roman" w:hAnsi="Times New Roman" w:eastAsia="Times New Roman" w:cs="Times New Roman"/>
+        </w:rPr>
+        <w:t xml:space="preserve">C. 4.2 g　</w:t>
+      </w:r>
+    </w:p>
+    <w:p>
+      <w:pPr>
+        <w:pStyle w:val="FirstParagraph"/>
+        <w:ind w:left="480" w:hanging="480"/>
+        <w:spacing w:before="0" w:after="180"/>
+      </w:pPr>
+      <w:r>
+        <w:rPr>
+          <w:rFonts w:ascii="Times New Roman" w:hAnsi="Times New Roman" w:eastAsia="Times New Roman" w:cs="Times New Roman"/>
+        </w:rPr>
+        <w:t xml:space="preserve">D. 4.6 g</w:t>
       </w:r>
     </w:p>
     <w:p>

--- a/00-首页/题组Word/专项卷/一分册/专项卷II-教师版.docx
+++ b/00-首页/题组Word/专项卷/一分册/专项卷II-教师版.docx
@@ -786,7 +786,7 @@
         <m:sSup>
           <m:e>
             <m:r>
-              <m:t>​</m:t>
+              <m:t xml:space="preserve"> </m:t>
             </m:r>
           </m:e>
           <m:sup>
@@ -842,7 +842,7 @@
         <m:sSup>
           <m:e>
             <m:r>
-              <m:t>​</m:t>
+              <m:t xml:space="preserve"> </m:t>
             </m:r>
           </m:e>
           <m:sup>
@@ -9712,7 +9712,7 @@
         <m:sSubSup>
           <m:e>
             <m:r>
-              <m:t>​</m:t>
+              <m:t xml:space="preserve"> </m:t>
             </m:r>
           </m:e>
           <m:sub>
@@ -9738,7 +9738,7 @@
         <m:sSubSup>
           <m:e>
             <m:r>
-              <m:t>​</m:t>
+              <m:t xml:space="preserve"> </m:t>
             </m:r>
           </m:e>
           <m:sub>
@@ -9767,7 +9767,7 @@
         <m:sSubSup>
           <m:e>
             <m:r>
-              <m:t>​</m:t>
+              <m:t xml:space="preserve"> </m:t>
             </m:r>
           </m:e>
           <m:sub>
@@ -9811,7 +9811,7 @@
         <m:sSubSup>
           <m:e>
             <m:r>
-              <m:t>​</m:t>
+              <m:t xml:space="preserve"> </m:t>
             </m:r>
           </m:e>
           <m:sub>
@@ -19653,7 +19653,7 @@
         <m:sSup>
           <m:e>
             <m:r>
-              <m:t>​</m:t>
+              <m:t xml:space="preserve"> </m:t>
             </m:r>
           </m:e>
           <m:sup>
@@ -19697,7 +19697,7 @@
         <m:sSub>
           <m:e>
             <m:r>
-              <m:t>​</m:t>
+              <m:t xml:space="preserve"> </m:t>
             </m:r>
           </m:e>
           <m:sub>

--- a/00-首页/题组Word/专项卷/一分册/专项卷II-教师版.docx
+++ b/00-首页/题组Word/专项卷/一分册/专项卷II-教师版.docx
@@ -280,8 +280,8 @@
     <w:p>
       <w:pPr>
         <w:pStyle w:val="BodyText"/>
+        <w:spacing w:before="0" w:after="0"/>
         <w:ind w:left="480" w:hanging="480"/>
-        <w:spacing w:after="0"/>
       </w:pPr>
       <w:r>
         <w:rPr>
@@ -375,8 +375,8 @@
     <w:p>
       <w:pPr>
         <w:pStyle w:val="BodyText"/>
+        <w:spacing w:before="0" w:after="0"/>
         <w:ind w:left="480" w:hanging="480"/>
-        <w:spacing w:before="0" w:after="0"/>
       </w:pPr>
       <w:r>
         <w:rPr>
@@ -461,8 +461,8 @@
     <w:p>
       <w:pPr>
         <w:pStyle w:val="BodyText"/>
+        <w:spacing w:before="0" w:after="0"/>
         <w:ind w:left="480" w:hanging="480"/>
-        <w:spacing w:before="0" w:after="0"/>
       </w:pPr>
       <w:r>
         <w:rPr>
@@ -556,8 +556,8 @@
     <w:p>
       <w:pPr>
         <w:pStyle w:val="BodyText"/>
+        <w:spacing w:before="0" w:after="0"/>
         <w:ind w:left="480" w:hanging="480"/>
-        <w:spacing w:before="0" w:after="180"/>
       </w:pPr>
       <w:r>
         <w:rPr>
@@ -916,8 +916,8 @@
     <w:p>
       <w:pPr>
         <w:pStyle w:val="BodyText"/>
+        <w:spacing w:before="0" w:after="0"/>
         <w:ind w:left="480" w:hanging="480"/>
-        <w:spacing w:after="0"/>
       </w:pPr>
       <w:r>
         <w:rPr>
@@ -941,20 +941,45 @@
     <w:p>
       <w:pPr>
         <w:pStyle w:val="BodyText"/>
+        <w:spacing w:before="0" w:after="0"/>
         <w:ind w:left="480" w:hanging="480"/>
+      </w:pPr>
+      <w:r>
+        <w:rPr>
+          <w:rFonts w:ascii="Times New Roman" w:hAnsi="Times New Roman" w:eastAsia="Times New Roman" w:cs="Times New Roman"/>
+        </w:rPr>
+        <w:t xml:space="preserve">B. </w:t>
+      </w:r>
+      <w:r>
+        <w:rPr>
+          <w:rFonts w:hint="eastAsia" w:ascii="Times New Roman" w:hAnsi="Times New Roman" w:eastAsia="FangSong" w:cs="Times New Roman"/>
+        </w:rPr>
+        <w:t xml:space="preserve">水的摩尔质量</w:t>
+      </w:r>
+      <w:r>
+        <w:rPr>
+          <w:rFonts w:ascii="Times New Roman" w:hAnsi="Times New Roman" w:eastAsia="Times New Roman" w:cs="Times New Roman"/>
+        </w:rPr>
+        <w:t xml:space="preserve">　　</w:t>
+      </w:r>
+    </w:p>
+    <w:p>
+      <w:pPr>
+        <w:pStyle w:val="BodyText"/>
         <w:spacing w:before="0" w:after="0"/>
-      </w:pPr>
-      <w:r>
-        <w:rPr>
-          <w:rFonts w:ascii="Times New Roman" w:hAnsi="Times New Roman" w:eastAsia="Times New Roman" w:cs="Times New Roman"/>
-        </w:rPr>
-        <w:t xml:space="preserve">B. </w:t>
-      </w:r>
-      <w:r>
-        <w:rPr>
-          <w:rFonts w:hint="eastAsia" w:ascii="Times New Roman" w:hAnsi="Times New Roman" w:eastAsia="FangSong" w:cs="Times New Roman"/>
-        </w:rPr>
-        <w:t xml:space="preserve">水的摩尔质量</w:t>
+        <w:ind w:left="480" w:hanging="480"/>
+      </w:pPr>
+      <w:r>
+        <w:rPr>
+          <w:rFonts w:ascii="Times New Roman" w:hAnsi="Times New Roman" w:eastAsia="Times New Roman" w:cs="Times New Roman"/>
+        </w:rPr>
+        <w:t xml:space="preserve">C. </w:t>
+      </w:r>
+      <w:r>
+        <w:rPr>
+          <w:rFonts w:hint="eastAsia" w:ascii="Times New Roman" w:hAnsi="Times New Roman" w:eastAsia="FangSong" w:cs="Times New Roman"/>
+        </w:rPr>
+        <w:t xml:space="preserve">阿伏伽德罗常数</w:t>
       </w:r>
       <w:r>
         <w:rPr>
@@ -966,33 +991,8 @@
     <w:p>
       <w:pPr>
         <w:pStyle w:val="BodyText"/>
+        <w:spacing w:before="0" w:after="0"/>
         <w:ind w:left="480" w:hanging="480"/>
-        <w:spacing w:before="0" w:after="0"/>
-      </w:pPr>
-      <w:r>
-        <w:rPr>
-          <w:rFonts w:ascii="Times New Roman" w:hAnsi="Times New Roman" w:eastAsia="Times New Roman" w:cs="Times New Roman"/>
-        </w:rPr>
-        <w:t xml:space="preserve">C. </w:t>
-      </w:r>
-      <w:r>
-        <w:rPr>
-          <w:rFonts w:hint="eastAsia" w:ascii="Times New Roman" w:hAnsi="Times New Roman" w:eastAsia="FangSong" w:cs="Times New Roman"/>
-        </w:rPr>
-        <w:t xml:space="preserve">阿伏伽德罗常数</w:t>
-      </w:r>
-      <w:r>
-        <w:rPr>
-          <w:rFonts w:ascii="Times New Roman" w:hAnsi="Times New Roman" w:eastAsia="Times New Roman" w:cs="Times New Roman"/>
-        </w:rPr>
-        <w:t xml:space="preserve">　　</w:t>
-      </w:r>
-    </w:p>
-    <w:p>
-      <w:pPr>
-        <w:pStyle w:val="BodyText"/>
-        <w:ind w:left="480" w:hanging="480"/>
-        <w:spacing w:before="0" w:after="180"/>
       </w:pPr>
       <w:r>
         <w:rPr>
@@ -1201,6 +1201,14 @@
         <w:tblStyle w:val="Table"/>
         <w:tblW w:type="pct" w:w="5000"/>
         <w:tblLayout w:type="fixed"/>
+        <w:tblBorders>
+          <w:top w:val="single" w:sz="12" w:space="0" w:color="000000"/>
+          <w:left w:val="none" w:sz="0" w:space="0" w:color="auto"/>
+          <w:bottom w:val="single" w:sz="12" w:space="0" w:color="000000"/>
+          <w:right w:val="none" w:sz="0" w:space="0" w:color="auto"/>
+          <w:insideH w:val="none" w:sz="0" w:space="0" w:color="auto"/>
+          <w:insideV w:val="none" w:sz="0" w:space="0" w:color="auto"/>
+        </w:tblBorders>
         <w:tblLook w:firstRow="1" w:lastRow="0" w:firstColumn="0" w:lastColumn="0" w:noHBand="0" w:noVBand="0" w:val="0020"/>
       </w:tblPr>
       <w:tblGrid>
@@ -1212,7 +1220,11 @@
           <w:tblHeader w:val="on"/>
         </w:trPr>
         <w:tc>
-          <w:tcPr/>
+          <w:tcPr>
+            <w:tcBorders>
+              <w:bottom w:val="single" w:sz="8" w:space="0" w:color="000000"/>
+            </w:tcBorders>
+          </w:tcPr>
           <w:p>
             <w:pPr>
               <w:pStyle w:val="Compact"/>
@@ -1228,7 +1240,11 @@
           </w:p>
         </w:tc>
         <w:tc>
-          <w:tcPr/>
+          <w:tcPr>
+            <w:tcBorders>
+              <w:bottom w:val="single" w:sz="8" w:space="0" w:color="000000"/>
+            </w:tcBorders>
+          </w:tcPr>
           <w:p>
             <w:pPr>
               <w:pStyle w:val="Compact"/>
@@ -1703,6 +1719,7 @@
     <w:p>
       <w:pPr>
         <w:pStyle w:val="FirstParagraph"/>
+        <w:spacing w:before="0" w:after="0"/>
       </w:pPr>
       <w:r>
         <w:rPr>
@@ -1853,6 +1870,7 @@
     <w:p>
       <w:pPr>
         <w:pStyle w:val="BodyText"/>
+        <w:spacing w:before="0" w:after="0"/>
       </w:pPr>
       <w:r>
         <w:rPr>
@@ -2044,6 +2062,7 @@
     <w:p>
       <w:pPr>
         <w:pStyle w:val="BodyText"/>
+        <w:spacing w:before="0" w:after="0"/>
       </w:pPr>
       <w:r>
         <w:rPr>
@@ -2166,6 +2185,7 @@
     <w:p>
       <w:pPr>
         <w:pStyle w:val="BodyText"/>
+        <w:spacing w:before="0" w:after="0"/>
       </w:pPr>
       <w:r>
         <w:rPr>
@@ -2681,6 +2701,14 @@
         <w:tblStyle w:val="Table"/>
         <w:tblW w:type="pct" w:w="5000"/>
         <w:tblLayout w:type="fixed"/>
+        <w:tblBorders>
+          <w:top w:val="single" w:sz="12" w:space="0" w:color="000000"/>
+          <w:left w:val="none" w:sz="0" w:space="0" w:color="auto"/>
+          <w:bottom w:val="single" w:sz="12" w:space="0" w:color="000000"/>
+          <w:right w:val="none" w:sz="0" w:space="0" w:color="auto"/>
+          <w:insideH w:val="none" w:sz="0" w:space="0" w:color="auto"/>
+          <w:insideV w:val="none" w:sz="0" w:space="0" w:color="auto"/>
+        </w:tblBorders>
         <w:tblLook w:firstRow="1" w:lastRow="0" w:firstColumn="0" w:lastColumn="0" w:noHBand="0" w:noVBand="0" w:val="0020"/>
       </w:tblPr>
       <w:tblGrid>
@@ -2701,7 +2729,11 @@
           <w:tblHeader w:val="on"/>
         </w:trPr>
         <w:tc>
-          <w:tcPr/>
+          <w:tcPr>
+            <w:tcBorders>
+              <w:bottom w:val="single" w:sz="8" w:space="0" w:color="000000"/>
+            </w:tcBorders>
+          </w:tcPr>
           <w:p>
             <w:pPr>
               <w:pStyle w:val="Compact"/>
@@ -2717,7 +2749,11 @@
           </w:p>
         </w:tc>
         <w:tc>
-          <w:tcPr/>
+          <w:tcPr>
+            <w:tcBorders>
+              <w:bottom w:val="single" w:sz="8" w:space="0" w:color="000000"/>
+            </w:tcBorders>
+          </w:tcPr>
           <w:p>
             <w:pPr>
               <w:pStyle w:val="Compact"/>
@@ -2733,7 +2769,11 @@
           </w:p>
         </w:tc>
         <w:tc>
-          <w:tcPr/>
+          <w:tcPr>
+            <w:tcBorders>
+              <w:bottom w:val="single" w:sz="8" w:space="0" w:color="000000"/>
+            </w:tcBorders>
+          </w:tcPr>
           <w:p>
             <w:pPr>
               <w:pStyle w:val="Compact"/>
@@ -2749,7 +2789,11 @@
           </w:p>
         </w:tc>
         <w:tc>
-          <w:tcPr/>
+          <w:tcPr>
+            <w:tcBorders>
+              <w:bottom w:val="single" w:sz="8" w:space="0" w:color="000000"/>
+            </w:tcBorders>
+          </w:tcPr>
           <w:p>
             <w:pPr>
               <w:pStyle w:val="Compact"/>
@@ -2765,7 +2809,11 @@
           </w:p>
         </w:tc>
         <w:tc>
-          <w:tcPr/>
+          <w:tcPr>
+            <w:tcBorders>
+              <w:bottom w:val="single" w:sz="8" w:space="0" w:color="000000"/>
+            </w:tcBorders>
+          </w:tcPr>
           <w:p>
             <w:pPr>
               <w:pStyle w:val="Compact"/>
@@ -2781,7 +2829,11 @@
           </w:p>
         </w:tc>
         <w:tc>
-          <w:tcPr/>
+          <w:tcPr>
+            <w:tcBorders>
+              <w:bottom w:val="single" w:sz="8" w:space="0" w:color="000000"/>
+            </w:tcBorders>
+          </w:tcPr>
           <w:p>
             <w:pPr>
               <w:pStyle w:val="Compact"/>
@@ -2797,7 +2849,11 @@
           </w:p>
         </w:tc>
         <w:tc>
-          <w:tcPr/>
+          <w:tcPr>
+            <w:tcBorders>
+              <w:bottom w:val="single" w:sz="8" w:space="0" w:color="000000"/>
+            </w:tcBorders>
+          </w:tcPr>
           <w:p>
             <w:pPr>
               <w:pStyle w:val="Compact"/>
@@ -2813,7 +2869,11 @@
           </w:p>
         </w:tc>
         <w:tc>
-          <w:tcPr/>
+          <w:tcPr>
+            <w:tcBorders>
+              <w:bottom w:val="single" w:sz="8" w:space="0" w:color="000000"/>
+            </w:tcBorders>
+          </w:tcPr>
           <w:p>
             <w:pPr>
               <w:pStyle w:val="Compact"/>
@@ -2829,7 +2889,11 @@
           </w:p>
         </w:tc>
         <w:tc>
-          <w:tcPr/>
+          <w:tcPr>
+            <w:tcBorders>
+              <w:bottom w:val="single" w:sz="8" w:space="0" w:color="000000"/>
+            </w:tcBorders>
+          </w:tcPr>
           <w:p>
             <w:pPr>
               <w:pStyle w:val="Compact"/>
@@ -2845,7 +2909,11 @@
           </w:p>
         </w:tc>
         <w:tc>
-          <w:tcPr/>
+          <w:tcPr>
+            <w:tcBorders>
+              <w:bottom w:val="single" w:sz="8" w:space="0" w:color="000000"/>
+            </w:tcBorders>
+          </w:tcPr>
           <w:p>
             <w:pPr>
               <w:pStyle w:val="Compact"/>
@@ -2861,7 +2929,11 @@
           </w:p>
         </w:tc>
         <w:tc>
-          <w:tcPr/>
+          <w:tcPr>
+            <w:tcBorders>
+              <w:bottom w:val="single" w:sz="8" w:space="0" w:color="000000"/>
+            </w:tcBorders>
+          </w:tcPr>
           <w:p>
             <w:pPr>
               <w:pStyle w:val="Compact"/>
@@ -3436,7 +3508,9 @@
       </w:r>
     </w:p>
     <w:p>
-      <w:pPr/>
+      <w:pPr>
+        <w:spacing w:before="0" w:after="0"/>
+      </w:pPr>
       <w:r>
         <w:rPr>
           <w:rFonts w:ascii="Times New Roman" w:hAnsi="Times New Roman" w:eastAsia="Times New Roman" w:cs="Times New Roman"/>
@@ -4023,6 +4097,7 @@
     <w:p>
       <w:pPr>
         <w:pStyle w:val="FirstParagraph"/>
+        <w:spacing w:before="0" w:after="0"/>
       </w:pPr>
       <w:r>
         <w:rPr>
@@ -4100,6 +4175,7 @@
     <w:p>
       <w:pPr>
         <w:pStyle w:val="BodyText"/>
+        <w:spacing w:before="0" w:after="0"/>
       </w:pPr>
       <w:r>
         <w:rPr>
@@ -4117,6 +4193,7 @@
     <w:p>
       <w:pPr>
         <w:pStyle w:val="BodyText"/>
+        <w:spacing w:before="0" w:after="0"/>
       </w:pPr>
       <w:r>
         <w:rPr>
@@ -4134,6 +4211,7 @@
     <w:p>
       <w:pPr>
         <w:pStyle w:val="BodyText"/>
+        <w:spacing w:before="0" w:after="0"/>
       </w:pPr>
       <w:r>
         <w:rPr>
@@ -4482,6 +4560,14 @@
       <w:tblPr>
         <w:tblStyle w:val="Table"/>
         <w:tblW w:type="auto" w:w="0"/>
+        <w:tblBorders>
+          <w:top w:val="single" w:sz="12" w:space="0" w:color="000000"/>
+          <w:left w:val="none" w:sz="0" w:space="0" w:color="auto"/>
+          <w:bottom w:val="single" w:sz="12" w:space="0" w:color="000000"/>
+          <w:right w:val="none" w:sz="0" w:space="0" w:color="auto"/>
+          <w:insideH w:val="none" w:sz="0" w:space="0" w:color="auto"/>
+          <w:insideV w:val="none" w:sz="0" w:space="0" w:color="auto"/>
+        </w:tblBorders>
         <w:tblLook w:firstRow="1" w:lastRow="0" w:firstColumn="0" w:lastColumn="0" w:noHBand="0" w:noVBand="0" w:val="0020"/>
       </w:tblPr>
       <w:tblGrid>
@@ -4493,7 +4579,11 @@
           <w:tblHeader w:val="on"/>
         </w:trPr>
         <w:tc>
-          <w:tcPr/>
+          <w:tcPr>
+            <w:tcBorders>
+              <w:bottom w:val="single" w:sz="8" w:space="0" w:color="000000"/>
+            </w:tcBorders>
+          </w:tcPr>
           <w:p>
             <w:pPr>
               <w:pStyle w:val="Compact"/>
@@ -4509,7 +4599,11 @@
           </w:p>
         </w:tc>
         <w:tc>
-          <w:tcPr/>
+          <w:tcPr>
+            <w:tcBorders>
+              <w:bottom w:val="single" w:sz="8" w:space="0" w:color="000000"/>
+            </w:tcBorders>
+          </w:tcPr>
           <w:p>
             <w:pPr>
               <w:pStyle w:val="Compact"/>
@@ -5058,6 +5152,14 @@
       <w:tblPr>
         <w:tblStyle w:val="Table"/>
         <w:tblW w:type="auto" w:w="0"/>
+        <w:tblBorders>
+          <w:top w:val="single" w:sz="12" w:space="0" w:color="000000"/>
+          <w:left w:val="none" w:sz="0" w:space="0" w:color="auto"/>
+          <w:bottom w:val="single" w:sz="12" w:space="0" w:color="000000"/>
+          <w:right w:val="none" w:sz="0" w:space="0" w:color="auto"/>
+          <w:insideH w:val="none" w:sz="0" w:space="0" w:color="auto"/>
+          <w:insideV w:val="none" w:sz="0" w:space="0" w:color="auto"/>
+        </w:tblBorders>
         <w:tblLook w:firstRow="1" w:lastRow="0" w:firstColumn="0" w:lastColumn="0" w:noHBand="0" w:noVBand="0" w:val="0020"/>
       </w:tblPr>
       <w:tblGrid>
@@ -5069,7 +5171,11 @@
           <w:tblHeader w:val="on"/>
         </w:trPr>
         <w:tc>
-          <w:tcPr/>
+          <w:tcPr>
+            <w:tcBorders>
+              <w:bottom w:val="single" w:sz="8" w:space="0" w:color="000000"/>
+            </w:tcBorders>
+          </w:tcPr>
           <w:p>
             <w:pPr>
               <w:pStyle w:val="Compact"/>
@@ -5085,7 +5191,11 @@
           </w:p>
         </w:tc>
         <w:tc>
-          <w:tcPr/>
+          <w:tcPr>
+            <w:tcBorders>
+              <w:bottom w:val="single" w:sz="8" w:space="0" w:color="000000"/>
+            </w:tcBorders>
+          </w:tcPr>
           <w:p>
             <w:pPr>
               <w:pStyle w:val="Compact"/>
@@ -5761,6 +5871,7 @@
     <w:p>
       <w:pPr>
         <w:pStyle w:val="FirstParagraph"/>
+        <w:spacing w:before="0" w:after="0"/>
       </w:pPr>
       <w:r>
         <w:rPr>
@@ -6020,6 +6131,7 @@
     <w:p>
       <w:pPr>
         <w:pStyle w:val="BodyText"/>
+        <w:spacing w:before="0" w:after="0"/>
       </w:pPr>
       <w:r>
         <w:rPr>
@@ -6279,6 +6391,7 @@
     <w:p>
       <w:pPr>
         <w:pStyle w:val="BodyText"/>
+        <w:spacing w:before="0" w:after="0"/>
       </w:pPr>
       <w:r>
         <w:rPr>
@@ -6494,6 +6607,7 @@
     <w:p>
       <w:pPr>
         <w:pStyle w:val="BodyText"/>
+        <w:spacing w:before="0" w:after="0"/>
       </w:pPr>
       <w:r>
         <w:rPr>
@@ -7219,6 +7333,14 @@
       <w:tblPr>
         <w:tblStyle w:val="Table"/>
         <w:tblW w:type="auto" w:w="0"/>
+        <w:tblBorders>
+          <w:top w:val="single" w:sz="12" w:space="0" w:color="000000"/>
+          <w:left w:val="none" w:sz="0" w:space="0" w:color="auto"/>
+          <w:bottom w:val="single" w:sz="12" w:space="0" w:color="000000"/>
+          <w:right w:val="none" w:sz="0" w:space="0" w:color="auto"/>
+          <w:insideH w:val="none" w:sz="0" w:space="0" w:color="auto"/>
+          <w:insideV w:val="none" w:sz="0" w:space="0" w:color="auto"/>
+        </w:tblBorders>
         <w:tblLook w:firstRow="1" w:lastRow="0" w:firstColumn="0" w:lastColumn="0" w:noHBand="0" w:noVBand="0" w:val="0020"/>
       </w:tblPr>
       <w:tblGrid>
@@ -7230,7 +7352,11 @@
           <w:tblHeader w:val="on"/>
         </w:trPr>
         <w:tc>
-          <w:tcPr/>
+          <w:tcPr>
+            <w:tcBorders>
+              <w:bottom w:val="single" w:sz="8" w:space="0" w:color="000000"/>
+            </w:tcBorders>
+          </w:tcPr>
           <w:p>
             <w:pPr>
               <w:pStyle w:val="Compact"/>
@@ -7246,7 +7372,11 @@
           </w:p>
         </w:tc>
         <w:tc>
-          <w:tcPr/>
+          <w:tcPr>
+            <w:tcBorders>
+              <w:bottom w:val="single" w:sz="8" w:space="0" w:color="000000"/>
+            </w:tcBorders>
+          </w:tcPr>
           <w:p>
             <w:pPr>
               <w:pStyle w:val="Compact"/>
@@ -8156,6 +8286,14 @@
       <w:tblPr>
         <w:tblStyle w:val="Table"/>
         <w:tblW w:type="auto" w:w="0"/>
+        <w:tblBorders>
+          <w:top w:val="single" w:sz="12" w:space="0" w:color="000000"/>
+          <w:left w:val="none" w:sz="0" w:space="0" w:color="auto"/>
+          <w:bottom w:val="single" w:sz="12" w:space="0" w:color="000000"/>
+          <w:right w:val="none" w:sz="0" w:space="0" w:color="auto"/>
+          <w:insideH w:val="none" w:sz="0" w:space="0" w:color="auto"/>
+          <w:insideV w:val="none" w:sz="0" w:space="0" w:color="auto"/>
+        </w:tblBorders>
         <w:tblLook w:firstRow="1" w:lastRow="0" w:firstColumn="0" w:lastColumn="0" w:noHBand="0" w:noVBand="0" w:val="0020"/>
       </w:tblPr>
       <w:tblGrid>
@@ -8167,7 +8305,11 @@
           <w:tblHeader w:val="on"/>
         </w:trPr>
         <w:tc>
-          <w:tcPr/>
+          <w:tcPr>
+            <w:tcBorders>
+              <w:bottom w:val="single" w:sz="8" w:space="0" w:color="000000"/>
+            </w:tcBorders>
+          </w:tcPr>
           <w:p>
             <w:pPr>
               <w:pStyle w:val="Compact"/>
@@ -8183,7 +8325,11 @@
           </w:p>
         </w:tc>
         <w:tc>
-          <w:tcPr/>
+          <w:tcPr>
+            <w:tcBorders>
+              <w:bottom w:val="single" w:sz="8" w:space="0" w:color="000000"/>
+            </w:tcBorders>
+          </w:tcPr>
           <w:p>
             <w:pPr>
               <w:pStyle w:val="Compact"/>
@@ -8846,6 +8992,14 @@
       <w:tblPr>
         <w:tblStyle w:val="Table"/>
         <w:tblW w:type="auto" w:w="0"/>
+        <w:tblBorders>
+          <w:top w:val="single" w:sz="12" w:space="0" w:color="000000"/>
+          <w:left w:val="none" w:sz="0" w:space="0" w:color="auto"/>
+          <w:bottom w:val="single" w:sz="12" w:space="0" w:color="000000"/>
+          <w:right w:val="none" w:sz="0" w:space="0" w:color="auto"/>
+          <w:insideH w:val="none" w:sz="0" w:space="0" w:color="auto"/>
+          <w:insideV w:val="none" w:sz="0" w:space="0" w:color="auto"/>
+        </w:tblBorders>
         <w:tblLook w:firstRow="1" w:lastRow="0" w:firstColumn="0" w:lastColumn="0" w:noHBand="0" w:noVBand="0" w:val="0020"/>
       </w:tblPr>
       <w:tblGrid>
@@ -8857,7 +9011,11 @@
           <w:tblHeader w:val="on"/>
         </w:trPr>
         <w:tc>
-          <w:tcPr/>
+          <w:tcPr>
+            <w:tcBorders>
+              <w:bottom w:val="single" w:sz="8" w:space="0" w:color="000000"/>
+            </w:tcBorders>
+          </w:tcPr>
           <w:p>
             <w:pPr>
               <w:pStyle w:val="Compact"/>
@@ -8873,7 +9031,11 @@
           </w:p>
         </w:tc>
         <w:tc>
-          <w:tcPr/>
+          <w:tcPr>
+            <w:tcBorders>
+              <w:bottom w:val="single" w:sz="8" w:space="0" w:color="000000"/>
+            </w:tcBorders>
+          </w:tcPr>
           <w:p>
             <w:pPr>
               <w:pStyle w:val="Compact"/>
@@ -9311,6 +9473,14 @@
       <w:tblPr>
         <w:tblStyle w:val="Table"/>
         <w:tblW w:type="auto" w:w="0"/>
+        <w:tblBorders>
+          <w:top w:val="single" w:sz="12" w:space="0" w:color="000000"/>
+          <w:left w:val="none" w:sz="0" w:space="0" w:color="auto"/>
+          <w:bottom w:val="single" w:sz="12" w:space="0" w:color="000000"/>
+          <w:right w:val="none" w:sz="0" w:space="0" w:color="auto"/>
+          <w:insideH w:val="none" w:sz="0" w:space="0" w:color="auto"/>
+          <w:insideV w:val="none" w:sz="0" w:space="0" w:color="auto"/>
+        </w:tblBorders>
         <w:tblLook w:firstRow="1" w:lastRow="0" w:firstColumn="0" w:lastColumn="0" w:noHBand="0" w:noVBand="0" w:val="0020"/>
       </w:tblPr>
       <w:tblGrid>
@@ -9322,7 +9492,11 @@
           <w:tblHeader w:val="on"/>
         </w:trPr>
         <w:tc>
-          <w:tcPr/>
+          <w:tcPr>
+            <w:tcBorders>
+              <w:bottom w:val="single" w:sz="8" w:space="0" w:color="000000"/>
+            </w:tcBorders>
+          </w:tcPr>
           <w:p>
             <w:pPr>
               <w:pStyle w:val="Compact"/>
@@ -9338,7 +9512,11 @@
           </w:p>
         </w:tc>
         <w:tc>
-          <w:tcPr/>
+          <w:tcPr>
+            <w:tcBorders>
+              <w:bottom w:val="single" w:sz="8" w:space="0" w:color="000000"/>
+            </w:tcBorders>
+          </w:tcPr>
           <w:p>
             <w:pPr>
               <w:pStyle w:val="Compact"/>
@@ -10118,6 +10296,14 @@
       <w:tblPr>
         <w:tblStyle w:val="Table"/>
         <w:tblW w:type="auto" w:w="0"/>
+        <w:tblBorders>
+          <w:top w:val="single" w:sz="12" w:space="0" w:color="000000"/>
+          <w:left w:val="none" w:sz="0" w:space="0" w:color="auto"/>
+          <w:bottom w:val="single" w:sz="12" w:space="0" w:color="000000"/>
+          <w:right w:val="none" w:sz="0" w:space="0" w:color="auto"/>
+          <w:insideH w:val="none" w:sz="0" w:space="0" w:color="auto"/>
+          <w:insideV w:val="none" w:sz="0" w:space="0" w:color="auto"/>
+        </w:tblBorders>
         <w:tblLook w:firstRow="1" w:lastRow="0" w:firstColumn="0" w:lastColumn="0" w:noHBand="0" w:noVBand="0" w:val="0020"/>
       </w:tblPr>
       <w:tblGrid>
@@ -10129,7 +10315,11 @@
           <w:tblHeader w:val="on"/>
         </w:trPr>
         <w:tc>
-          <w:tcPr/>
+          <w:tcPr>
+            <w:tcBorders>
+              <w:bottom w:val="single" w:sz="8" w:space="0" w:color="000000"/>
+            </w:tcBorders>
+          </w:tcPr>
           <w:p>
             <w:pPr>
               <w:pStyle w:val="Compact"/>
@@ -10145,7 +10335,11 @@
           </w:p>
         </w:tc>
         <w:tc>
-          <w:tcPr/>
+          <w:tcPr>
+            <w:tcBorders>
+              <w:bottom w:val="single" w:sz="8" w:space="0" w:color="000000"/>
+            </w:tcBorders>
+          </w:tcPr>
           <w:p>
             <w:pPr>
               <w:pStyle w:val="Compact"/>
@@ -11899,6 +12093,14 @@
       <w:tblPr>
         <w:tblStyle w:val="Table"/>
         <w:tblW w:type="auto" w:w="0"/>
+        <w:tblBorders>
+          <w:top w:val="single" w:sz="12" w:space="0" w:color="000000"/>
+          <w:left w:val="none" w:sz="0" w:space="0" w:color="auto"/>
+          <w:bottom w:val="single" w:sz="12" w:space="0" w:color="000000"/>
+          <w:right w:val="none" w:sz="0" w:space="0" w:color="auto"/>
+          <w:insideH w:val="none" w:sz="0" w:space="0" w:color="auto"/>
+          <w:insideV w:val="none" w:sz="0" w:space="0" w:color="auto"/>
+        </w:tblBorders>
         <w:tblLook w:firstRow="1" w:lastRow="0" w:firstColumn="0" w:lastColumn="0" w:noHBand="0" w:noVBand="0" w:val="0020"/>
       </w:tblPr>
       <w:tblGrid>
@@ -11910,7 +12112,11 @@
           <w:tblHeader w:val="on"/>
         </w:trPr>
         <w:tc>
-          <w:tcPr/>
+          <w:tcPr>
+            <w:tcBorders>
+              <w:bottom w:val="single" w:sz="8" w:space="0" w:color="000000"/>
+            </w:tcBorders>
+          </w:tcPr>
           <w:p>
             <w:pPr>
               <w:pStyle w:val="Compact"/>
@@ -11926,7 +12132,11 @@
           </w:p>
         </w:tc>
         <w:tc>
-          <w:tcPr/>
+          <w:tcPr>
+            <w:tcBorders>
+              <w:bottom w:val="single" w:sz="8" w:space="0" w:color="000000"/>
+            </w:tcBorders>
+          </w:tcPr>
           <w:p>
             <w:pPr>
               <w:pStyle w:val="Compact"/>
@@ -12840,8 +13050,8 @@
     <w:p>
       <w:pPr>
         <w:pStyle w:val="BodyText"/>
+        <w:spacing w:before="0" w:after="0"/>
         <w:ind w:left="480" w:hanging="480"/>
-        <w:spacing w:after="0"/>
       </w:pPr>
       <w:r>
         <w:rPr>
@@ -12865,20 +13075,45 @@
     <w:p>
       <w:pPr>
         <w:pStyle w:val="BodyText"/>
+        <w:spacing w:before="0" w:after="0"/>
         <w:ind w:left="480" w:hanging="480"/>
+      </w:pPr>
+      <w:r>
+        <w:rPr>
+          <w:rFonts w:ascii="Times New Roman" w:hAnsi="Times New Roman" w:eastAsia="Times New Roman" w:cs="Times New Roman"/>
+        </w:rPr>
+        <w:t xml:space="preserve">B. </w:t>
+      </w:r>
+      <w:r>
+        <w:rPr>
+          <w:rFonts w:hint="eastAsia" w:ascii="Times New Roman" w:hAnsi="Times New Roman" w:eastAsia="FangSong" w:cs="Times New Roman"/>
+        </w:rPr>
+        <w:t xml:space="preserve">减压蒸馏</w:t>
+      </w:r>
+      <w:r>
+        <w:rPr>
+          <w:rFonts w:ascii="Times New Roman" w:hAnsi="Times New Roman" w:eastAsia="Times New Roman" w:cs="Times New Roman"/>
+        </w:rPr>
+        <w:t xml:space="preserve">　</w:t>
+      </w:r>
+    </w:p>
+    <w:p>
+      <w:pPr>
+        <w:pStyle w:val="BodyText"/>
         <w:spacing w:before="0" w:after="0"/>
-      </w:pPr>
-      <w:r>
-        <w:rPr>
-          <w:rFonts w:ascii="Times New Roman" w:hAnsi="Times New Roman" w:eastAsia="Times New Roman" w:cs="Times New Roman"/>
-        </w:rPr>
-        <w:t xml:space="preserve">B. </w:t>
-      </w:r>
-      <w:r>
-        <w:rPr>
-          <w:rFonts w:hint="eastAsia" w:ascii="Times New Roman" w:hAnsi="Times New Roman" w:eastAsia="FangSong" w:cs="Times New Roman"/>
-        </w:rPr>
-        <w:t xml:space="preserve">减压蒸馏</w:t>
+        <w:ind w:left="480" w:hanging="480"/>
+      </w:pPr>
+      <w:r>
+        <w:rPr>
+          <w:rFonts w:ascii="Times New Roman" w:hAnsi="Times New Roman" w:eastAsia="Times New Roman" w:cs="Times New Roman"/>
+        </w:rPr>
+        <w:t xml:space="preserve">C. </w:t>
+      </w:r>
+      <w:r>
+        <w:rPr>
+          <w:rFonts w:hint="eastAsia" w:ascii="Times New Roman" w:hAnsi="Times New Roman" w:eastAsia="FangSong" w:cs="Times New Roman"/>
+        </w:rPr>
+        <w:t xml:space="preserve">加生石灰常压蒸馏</w:t>
       </w:r>
       <w:r>
         <w:rPr>
@@ -12890,33 +13125,8 @@
     <w:p>
       <w:pPr>
         <w:pStyle w:val="BodyText"/>
+        <w:spacing w:before="0" w:after="0"/>
         <w:ind w:left="480" w:hanging="480"/>
-        <w:spacing w:before="0" w:after="0"/>
-      </w:pPr>
-      <w:r>
-        <w:rPr>
-          <w:rFonts w:ascii="Times New Roman" w:hAnsi="Times New Roman" w:eastAsia="Times New Roman" w:cs="Times New Roman"/>
-        </w:rPr>
-        <w:t xml:space="preserve">C. </w:t>
-      </w:r>
-      <w:r>
-        <w:rPr>
-          <w:rFonts w:hint="eastAsia" w:ascii="Times New Roman" w:hAnsi="Times New Roman" w:eastAsia="FangSong" w:cs="Times New Roman"/>
-        </w:rPr>
-        <w:t xml:space="preserve">加生石灰常压蒸馏</w:t>
-      </w:r>
-      <w:r>
-        <w:rPr>
-          <w:rFonts w:ascii="Times New Roman" w:hAnsi="Times New Roman" w:eastAsia="Times New Roman" w:cs="Times New Roman"/>
-        </w:rPr>
-        <w:t xml:space="preserve">　</w:t>
-      </w:r>
-    </w:p>
-    <w:p>
-      <w:pPr>
-        <w:pStyle w:val="BodyText"/>
-        <w:ind w:left="480" w:hanging="480"/>
-        <w:spacing w:before="0" w:after="180"/>
       </w:pPr>
       <w:r>
         <w:rPr>
@@ -13858,6 +14068,14 @@
       <w:tblPr>
         <w:tblStyle w:val="Table"/>
         <w:tblW w:type="auto" w:w="0"/>
+        <w:tblBorders>
+          <w:top w:val="single" w:sz="12" w:space="0" w:color="000000"/>
+          <w:left w:val="none" w:sz="0" w:space="0" w:color="auto"/>
+          <w:bottom w:val="single" w:sz="12" w:space="0" w:color="000000"/>
+          <w:right w:val="none" w:sz="0" w:space="0" w:color="auto"/>
+          <w:insideH w:val="none" w:sz="0" w:space="0" w:color="auto"/>
+          <w:insideV w:val="none" w:sz="0" w:space="0" w:color="auto"/>
+        </w:tblBorders>
         <w:tblLook w:firstRow="1" w:lastRow="0" w:firstColumn="0" w:lastColumn="0" w:noHBand="0" w:noVBand="0" w:val="0020"/>
       </w:tblPr>
       <w:tblGrid>
@@ -13869,7 +14087,11 @@
           <w:tblHeader w:val="on"/>
         </w:trPr>
         <w:tc>
-          <w:tcPr/>
+          <w:tcPr>
+            <w:tcBorders>
+              <w:bottom w:val="single" w:sz="8" w:space="0" w:color="000000"/>
+            </w:tcBorders>
+          </w:tcPr>
           <w:p>
             <w:pPr>
               <w:pStyle w:val="Compact"/>
@@ -13885,7 +14107,11 @@
           </w:p>
         </w:tc>
         <w:tc>
-          <w:tcPr/>
+          <w:tcPr>
+            <w:tcBorders>
+              <w:bottom w:val="single" w:sz="8" w:space="0" w:color="000000"/>
+            </w:tcBorders>
+          </w:tcPr>
           <w:p>
             <w:pPr>
               <w:pStyle w:val="Compact"/>
@@ -22358,8 +22584,8 @@
     <w:p>
       <w:pPr>
         <w:pStyle w:val="FirstParagraph"/>
+        <w:spacing w:before="0" w:after="0"/>
         <w:ind w:left="480" w:hanging="480"/>
-        <w:spacing w:after="0"/>
       </w:pPr>
       <w:r>
         <w:rPr>
@@ -22371,34 +22597,34 @@
     <w:p>
       <w:pPr>
         <w:pStyle w:val="FirstParagraph"/>
+        <w:spacing w:before="0" w:after="0"/>
         <w:ind w:left="480" w:hanging="480"/>
+      </w:pPr>
+      <w:r>
+        <w:rPr>
+          <w:rFonts w:ascii="Times New Roman" w:hAnsi="Times New Roman" w:eastAsia="Times New Roman" w:cs="Times New Roman"/>
+        </w:rPr>
+        <w:t xml:space="preserve">B. 4.0 g　</w:t>
+      </w:r>
+    </w:p>
+    <w:p>
+      <w:pPr>
+        <w:pStyle w:val="FirstParagraph"/>
         <w:spacing w:before="0" w:after="0"/>
-      </w:pPr>
-      <w:r>
-        <w:rPr>
-          <w:rFonts w:ascii="Times New Roman" w:hAnsi="Times New Roman" w:eastAsia="Times New Roman" w:cs="Times New Roman"/>
-        </w:rPr>
-        <w:t xml:space="preserve">B. 4.0 g　</w:t>
+        <w:ind w:left="480" w:hanging="480"/>
+      </w:pPr>
+      <w:r>
+        <w:rPr>
+          <w:rFonts w:ascii="Times New Roman" w:hAnsi="Times New Roman" w:eastAsia="Times New Roman" w:cs="Times New Roman"/>
+        </w:rPr>
+        <w:t xml:space="preserve">C. 4.2 g　</w:t>
       </w:r>
     </w:p>
     <w:p>
       <w:pPr>
         <w:pStyle w:val="FirstParagraph"/>
+        <w:spacing w:before="0" w:after="0"/>
         <w:ind w:left="480" w:hanging="480"/>
-        <w:spacing w:before="0" w:after="0"/>
-      </w:pPr>
-      <w:r>
-        <w:rPr>
-          <w:rFonts w:ascii="Times New Roman" w:hAnsi="Times New Roman" w:eastAsia="Times New Roman" w:cs="Times New Roman"/>
-        </w:rPr>
-        <w:t xml:space="preserve">C. 4.2 g　</w:t>
-      </w:r>
-    </w:p>
-    <w:p>
-      <w:pPr>
-        <w:pStyle w:val="FirstParagraph"/>
-        <w:ind w:left="480" w:hanging="480"/>
-        <w:spacing w:before="0" w:after="180"/>
       </w:pPr>
       <w:r>
         <w:rPr>
@@ -25460,7 +25686,7 @@
     <ns0:rPr>
       <ns0:rFonts ns0:ascii="Times New Roman" ns0:cs="Times New Roman" ns0:eastAsia="SimHei" ns0:hAnsi="Times New Roman"/>
       <ns0:b/>
-      <ns0:color ns0:val="17324D"/>
+      <ns0:color ns0:val="000000"/>
       <ns0:sz ns0:val="44"/>
       <ns0:szCs ns0:val="56"/>
     </ns0:rPr>
@@ -25602,7 +25828,7 @@
     <ns0:rPr>
       <ns0:rFonts ns0:ascii="Times New Roman" ns0:cs="Times New Roman" ns0:eastAsia="SimHei" ns0:hAnsi="Times New Roman"/>
       <ns0:b/>
-      <ns0:color ns0:val="17324D"/>
+      <ns0:color ns0:val="000000"/>
       <ns0:sz ns0:val="32"/>
       <ns0:szCs ns0:val="40"/>
     </ns0:rPr>
@@ -25626,7 +25852,7 @@
     <ns0:rPr>
       <ns0:rFonts ns0:ascii="Times New Roman" ns0:cs="Times New Roman" ns0:eastAsia="SimHei" ns0:hAnsi="Times New Roman"/>
       <ns0:b/>
-      <ns0:color ns0:val="17324D"/>
+      <ns0:color ns0:val="000000"/>
       <ns0:sz ns0:val="28"/>
       <ns0:szCs ns0:val="32"/>
     </ns0:rPr>
@@ -25650,7 +25876,7 @@
     <ns0:rPr>
       <ns0:rFonts ns0:ascii="Times New Roman" ns0:cs="Times New Roman" ns0:eastAsia="SimHei" ns0:hAnsi="Times New Roman"/>
       <ns0:b/>
-      <ns0:color ns0:val="17324D"/>
+      <ns0:color ns0:val="000000"/>
       <ns0:sz ns0:val="25"/>
       <ns0:szCs ns0:val="28"/>
     </ns0:rPr>
